--- a/Knowledge/3-Work knowledge/1-Software Engineering/2-General Technologies/9-Databases/5-My Source/1-Intro to Databases/1-Data Models/1-Components of a Data Model/4-Constraints.docx
+++ b/Knowledge/3-Work knowledge/1-Software Engineering/2-General Technologies/9-Databases/5-My Source/1-Intro to Databases/1-Data Models/1-Components of a Data Model/4-Constraints.docx
@@ -46,7 +46,7 @@
       </w:pPr>
       <w:r>
         <w:rPr>
-          <w:rFonts w:ascii="Arial" w:hAnsi="Arial" w:cs="Arial"/>
+          <w:rFonts w:ascii="Arial" w:hAnsi="Arial" w:cs="Arial" w:eastAsia="Arial"/>
           <w:b/>
           <w:color w:val="000000"/>
           <w:sz w:val="18"/>
@@ -56,7 +56,7 @@
       </w:r>
       <w:r>
         <w:rPr>
-          <w:rFonts w:ascii="Arial" w:hAnsi="Arial" w:cs="Arial"/>
+          <w:rFonts w:ascii="Arial" w:hAnsi="Arial" w:cs="Arial" w:eastAsia="Arial"/>
           <w:color w:val="000000"/>
           <w:sz w:val="18"/>
           <w:highlight w:val="lightGray"/>
@@ -65,7 +65,7 @@
       </w:r>
       <w:r>
         <w:rPr>
-          <w:rFonts w:ascii="Arial" w:hAnsi="Arial" w:cs="Arial"/>
+          <w:rFonts w:ascii="Arial" w:hAnsi="Arial" w:cs="Arial" w:eastAsia="Arial"/>
           <w:b/>
           <w:color w:val="000000"/>
           <w:sz w:val="18"/>
@@ -75,7 +75,7 @@
       </w:r>
       <w:r>
         <w:rPr>
-          <w:rFonts w:ascii="Arial" w:hAnsi="Arial" w:cs="Arial"/>
+          <w:rFonts w:ascii="Arial" w:hAnsi="Arial" w:cs="Arial" w:eastAsia="Arial"/>
           <w:color w:val="000000"/>
           <w:sz w:val="18"/>
           <w:highlight w:val="lightGray"/>
@@ -84,7 +84,7 @@
       </w:r>
       <w:r>
         <w:rPr>
-          <w:rFonts w:ascii="Arial" w:hAnsi="Arial" w:cs="Arial"/>
+          <w:rFonts w:ascii="Arial" w:hAnsi="Arial" w:cs="Arial" w:eastAsia="Arial"/>
           <w:b/>
           <w:color w:val="000000"/>
           <w:sz w:val="18"/>
@@ -94,7 +94,7 @@
       </w:r>
       <w:r>
         <w:rPr>
-          <w:rFonts w:ascii="Arial" w:hAnsi="Arial" w:cs="Arial"/>
+          <w:rFonts w:ascii="Arial" w:hAnsi="Arial" w:cs="Arial" w:eastAsia="Arial"/>
           <w:color w:val="000000"/>
           <w:sz w:val="18"/>
           <w:highlight w:val="lightGray"/>
@@ -111,14 +111,14 @@
       </w:pPr>
       <w:r>
         <w:rPr>
-          <w:rFonts w:ascii="Roboto Mono" w:hAnsi="Roboto Mono"/>
+          <w:rFonts w:ascii="Roboto Mono" w:hAnsi="Roboto Mono" w:eastAsia="Roboto Mono"/>
           <w:lang w:bidi="ar-EG"/>
         </w:rPr>
         <w:t xml:space="preserve">A </w:t>
       </w:r>
       <w:r>
         <w:rPr>
-          <w:rFonts w:ascii="Roboto Mono" w:hAnsi="Roboto Mono"/>
+          <w:rFonts w:ascii="Roboto Mono" w:hAnsi="Roboto Mono" w:eastAsia="Roboto Mono"/>
           <w:b/>
           <w:bCs/>
           <w:lang w:bidi="ar-EG"/>
@@ -127,14 +127,14 @@
       </w:r>
       <w:r>
         <w:rPr>
-          <w:rFonts w:ascii="Roboto Mono" w:hAnsi="Roboto Mono"/>
+          <w:rFonts w:ascii="Roboto Mono" w:hAnsi="Roboto Mono" w:eastAsia="Roboto Mono"/>
           <w:lang w:bidi="ar-EG"/>
         </w:rPr>
         <w:t xml:space="preserve"> is a </w:t>
       </w:r>
       <w:r>
         <w:rPr>
-          <w:rFonts w:ascii="Roboto Mono" w:hAnsi="Roboto Mono"/>
+          <w:rFonts w:ascii="Roboto Mono" w:hAnsi="Roboto Mono" w:eastAsia="Roboto Mono"/>
           <w:b/>
           <w:bCs/>
           <w:lang w:bidi="ar-EG"/>
@@ -143,14 +143,14 @@
       </w:r>
       <w:r>
         <w:rPr>
-          <w:rFonts w:ascii="Roboto Mono" w:hAnsi="Roboto Mono"/>
+          <w:rFonts w:ascii="Roboto Mono" w:hAnsi="Roboto Mono" w:eastAsia="Roboto Mono"/>
           <w:lang w:bidi="ar-EG"/>
         </w:rPr>
         <w:t xml:space="preserve"> to ensure the data remains </w:t>
       </w:r>
       <w:r>
         <w:rPr>
-          <w:rFonts w:ascii="Roboto Mono" w:hAnsi="Roboto Mono"/>
+          <w:rFonts w:ascii="Roboto Mono" w:hAnsi="Roboto Mono" w:eastAsia="Roboto Mono"/>
           <w:b/>
           <w:bCs/>
           <w:lang w:bidi="ar-EG"/>
@@ -159,7 +159,7 @@
       </w:r>
       <w:r>
         <w:rPr>
-          <w:rFonts w:ascii="Roboto Mono" w:hAnsi="Roboto Mono"/>
+          <w:rFonts w:ascii="Roboto Mono" w:hAnsi="Roboto Mono" w:eastAsia="Roboto Mono"/>
           <w:lang w:bidi="ar-EG"/>
         </w:rPr>
         <w:t>.</w:t>
@@ -174,7 +174,7 @@
       </w:pPr>
       <w:r>
         <w:rPr>
-          <w:rFonts w:ascii="Roboto Mono" w:hAnsi="Roboto Mono"/>
+          <w:rFonts w:ascii="Roboto Mono" w:hAnsi="Roboto Mono" w:eastAsia="Roboto Mono"/>
           <w:lang w:bidi="ar-EG"/>
         </w:rPr>
         <w:t>Constraints restrict what data can be stored in tables.</w:t>
@@ -189,7 +189,7 @@
       </w:pPr>
       <w:r>
         <w:rPr>
-          <w:rFonts w:ascii="Roboto Mono" w:hAnsi="Roboto Mono"/>
+          <w:rFonts w:ascii="Roboto Mono" w:hAnsi="Roboto Mono" w:eastAsia="Roboto Mono"/>
           <w:lang w:bidi="ar-EG"/>
         </w:rPr>
         <w:pict w14:anchorId="2D8BA516">
@@ -226,7 +226,7 @@
       </w:pPr>
       <w:r>
         <w:rPr>
-          <w:rFonts w:ascii="Arial" w:hAnsi="Arial" w:cs="Arial"/>
+          <w:rFonts w:ascii="Arial" w:hAnsi="Arial" w:cs="Arial" w:eastAsia="Arial"/>
           <w:b/>
           <w:color w:val="000000"/>
           <w:sz w:val="18"/>
@@ -236,7 +236,7 @@
       </w:r>
       <w:r>
         <w:rPr>
-          <w:rFonts w:ascii="Arial" w:hAnsi="Arial" w:cs="Arial"/>
+          <w:rFonts w:ascii="Arial" w:hAnsi="Arial" w:cs="Arial" w:eastAsia="Arial"/>
           <w:color w:val="000000"/>
           <w:sz w:val="18"/>
           <w:highlight w:val="lightGray"/>
@@ -245,7 +245,7 @@
       </w:r>
       <w:r>
         <w:rPr>
-          <w:rFonts w:ascii="Arial" w:hAnsi="Arial" w:cs="Arial"/>
+          <w:rFonts w:ascii="Arial" w:hAnsi="Arial" w:cs="Arial" w:eastAsia="Arial"/>
           <w:b/>
           <w:color w:val="000000"/>
           <w:sz w:val="18"/>
@@ -255,7 +255,7 @@
       </w:r>
       <w:r>
         <w:rPr>
-          <w:rFonts w:ascii="Arial" w:hAnsi="Arial" w:cs="Arial"/>
+          <w:rFonts w:ascii="Arial" w:hAnsi="Arial" w:cs="Arial" w:eastAsia="Arial"/>
           <w:color w:val="000000"/>
           <w:sz w:val="18"/>
           <w:highlight w:val="lightGray"/>
@@ -264,7 +264,7 @@
       </w:r>
       <w:r>
         <w:rPr>
-          <w:rFonts w:ascii="Arial" w:hAnsi="Arial" w:cs="Arial"/>
+          <w:rFonts w:ascii="Arial" w:hAnsi="Arial" w:cs="Arial" w:eastAsia="Arial"/>
           <w:b/>
           <w:color w:val="000000"/>
           <w:sz w:val="18"/>
@@ -274,7 +274,7 @@
       </w:r>
       <w:r>
         <w:rPr>
-          <w:rFonts w:ascii="Arial" w:hAnsi="Arial" w:cs="Arial"/>
+          <w:rFonts w:ascii="Arial" w:hAnsi="Arial" w:cs="Arial" w:eastAsia="Arial"/>
           <w:color w:val="000000"/>
           <w:sz w:val="18"/>
           <w:highlight w:val="lightGray"/>
@@ -291,7 +291,7 @@
       </w:pPr>
       <w:r>
         <w:rPr>
-          <w:rFonts w:ascii="Roboto Mono" w:hAnsi="Roboto Mono"/>
+          <w:rFonts w:ascii="Roboto Mono" w:hAnsi="Roboto Mono" w:eastAsia="Roboto Mono"/>
           <w:lang w:bidi="ar-EG"/>
         </w:rPr>
         <w:t>Constraints help:</w:t>
@@ -310,7 +310,7 @@
       </w:pPr>
       <w:r>
         <w:rPr>
-          <w:rFonts w:ascii="Roboto Mono" w:hAnsi="Roboto Mono"/>
+          <w:rFonts w:ascii="Roboto Mono" w:hAnsi="Roboto Mono" w:eastAsia="Roboto Mono"/>
           <w:lang w:bidi="ar-EG"/>
         </w:rPr>
         <w:t xml:space="preserve">Maintain data integrity </w:t>
@@ -329,7 +329,7 @@
       </w:pPr>
       <w:r>
         <w:rPr>
-          <w:rFonts w:ascii="Roboto Mono" w:hAnsi="Roboto Mono"/>
+          <w:rFonts w:ascii="Roboto Mono" w:hAnsi="Roboto Mono" w:eastAsia="Roboto Mono"/>
           <w:lang w:bidi="ar-EG"/>
         </w:rPr>
         <w:t xml:space="preserve">Prevent invalid data </w:t>
@@ -348,7 +348,7 @@
       </w:pPr>
       <w:r>
         <w:rPr>
-          <w:rFonts w:ascii="Roboto Mono" w:hAnsi="Roboto Mono"/>
+          <w:rFonts w:ascii="Roboto Mono" w:hAnsi="Roboto Mono" w:eastAsia="Roboto Mono"/>
           <w:lang w:bidi="ar-EG"/>
         </w:rPr>
         <w:t xml:space="preserve">Enforce business rules </w:t>
@@ -367,7 +367,7 @@
       </w:pPr>
       <w:r>
         <w:rPr>
-          <w:rFonts w:ascii="Roboto Mono" w:hAnsi="Roboto Mono"/>
+          <w:rFonts w:ascii="Roboto Mono" w:hAnsi="Roboto Mono" w:eastAsia="Roboto Mono"/>
           <w:lang w:bidi="ar-EG"/>
         </w:rPr>
         <w:t xml:space="preserve">Ensure consistency </w:t>
@@ -386,7 +386,7 @@
       </w:pPr>
       <w:r>
         <w:rPr>
-          <w:rFonts w:ascii="Roboto Mono" w:hAnsi="Roboto Mono"/>
+          <w:rFonts w:ascii="Roboto Mono" w:hAnsi="Roboto Mono" w:eastAsia="Roboto Mono"/>
           <w:lang w:bidi="ar-EG"/>
         </w:rPr>
         <w:t xml:space="preserve">Reduce data errors </w:t>
@@ -401,7 +401,7 @@
       </w:pPr>
       <w:r>
         <w:rPr>
-          <w:rFonts w:ascii="Roboto Mono" w:hAnsi="Roboto Mono"/>
+          <w:rFonts w:ascii="Roboto Mono" w:hAnsi="Roboto Mono" w:eastAsia="Roboto Mono"/>
           <w:lang w:bidi="ar-EG"/>
         </w:rPr>
         <w:pict w14:anchorId="6149151B">
@@ -438,7 +438,7 @@
       </w:pPr>
       <w:r>
         <w:rPr>
-          <w:rFonts w:ascii="Arial" w:hAnsi="Arial" w:cs="Arial"/>
+          <w:rFonts w:ascii="Arial" w:hAnsi="Arial" w:cs="Arial" w:eastAsia="Arial"/>
           <w:b/>
           <w:color w:val="000000"/>
           <w:sz w:val="18"/>
@@ -448,7 +448,7 @@
       </w:r>
       <w:r>
         <w:rPr>
-          <w:rFonts w:ascii="Arial" w:hAnsi="Arial" w:cs="Arial"/>
+          <w:rFonts w:ascii="Arial" w:hAnsi="Arial" w:cs="Arial" w:eastAsia="Arial"/>
           <w:color w:val="000000"/>
           <w:sz w:val="18"/>
           <w:highlight w:val="lightGray"/>
@@ -457,7 +457,7 @@
       </w:r>
       <w:r>
         <w:rPr>
-          <w:rFonts w:ascii="Arial" w:hAnsi="Arial" w:cs="Arial"/>
+          <w:rFonts w:ascii="Arial" w:hAnsi="Arial" w:cs="Arial" w:eastAsia="Arial"/>
           <w:b/>
           <w:color w:val="000000"/>
           <w:sz w:val="18"/>
@@ -467,7 +467,7 @@
       </w:r>
       <w:r>
         <w:rPr>
-          <w:rFonts w:ascii="Arial" w:hAnsi="Arial" w:cs="Arial"/>
+          <w:rFonts w:ascii="Arial" w:hAnsi="Arial" w:cs="Arial" w:eastAsia="Arial"/>
           <w:color w:val="000000"/>
           <w:sz w:val="18"/>
           <w:highlight w:val="lightGray"/>
@@ -476,7 +476,7 @@
       </w:r>
       <w:r>
         <w:rPr>
-          <w:rFonts w:ascii="Arial" w:hAnsi="Arial" w:cs="Arial"/>
+          <w:rFonts w:ascii="Arial" w:hAnsi="Arial" w:cs="Arial" w:eastAsia="Arial"/>
           <w:b/>
           <w:color w:val="000000"/>
           <w:sz w:val="18"/>
@@ -486,7 +486,7 @@
       </w:r>
       <w:r>
         <w:rPr>
-          <w:rFonts w:ascii="Arial" w:hAnsi="Arial" w:cs="Arial"/>
+          <w:rFonts w:ascii="Arial" w:hAnsi="Arial" w:cs="Arial" w:eastAsia="Arial"/>
           <w:color w:val="000000"/>
           <w:sz w:val="18"/>
           <w:highlight w:val="lightGray"/>
@@ -503,7 +503,7 @@
       </w:pPr>
       <w:r>
         <w:rPr>
-          <w:rFonts w:ascii="Roboto Mono" w:hAnsi="Roboto Mono"/>
+          <w:rFonts w:ascii="Roboto Mono" w:hAnsi="Roboto Mono" w:eastAsia="Roboto Mono"/>
           <w:lang w:bidi="ar-EG"/>
         </w:rPr>
         <w:t>Suppose a Customer table contains:</w:t>
@@ -752,7 +752,7 @@
       </w:pPr>
       <w:r>
         <w:rPr>
-          <w:rFonts w:ascii="Roboto Mono" w:hAnsi="Roboto Mono"/>
+          <w:rFonts w:ascii="Roboto Mono" w:hAnsi="Roboto Mono" w:eastAsia="Roboto Mono"/>
           <w:lang w:bidi="ar-EG"/>
         </w:rPr>
         <w:t>If CustomerID must be unique, the database should reject:</w:t>
@@ -952,7 +952,7 @@
       </w:pPr>
       <w:r>
         <w:rPr>
-          <w:rFonts w:ascii="Roboto Mono" w:hAnsi="Roboto Mono"/>
+          <w:rFonts w:ascii="Roboto Mono" w:hAnsi="Roboto Mono" w:eastAsia="Roboto Mono"/>
           <w:lang w:bidi="ar-EG"/>
         </w:rPr>
         <w:t>because CustomerID 1 already exists.</w:t>
@@ -967,7 +967,7 @@
       </w:pPr>
       <w:r>
         <w:rPr>
-          <w:rFonts w:ascii="Roboto Mono" w:hAnsi="Roboto Mono"/>
+          <w:rFonts w:ascii="Roboto Mono" w:hAnsi="Roboto Mono" w:eastAsia="Roboto Mono"/>
           <w:lang w:bidi="ar-EG"/>
         </w:rPr>
         <w:t>This rule is enforced by a constraint.</w:t>
@@ -982,7 +982,7 @@
       </w:pPr>
       <w:r>
         <w:rPr>
-          <w:rFonts w:ascii="Roboto Mono" w:hAnsi="Roboto Mono"/>
+          <w:rFonts w:ascii="Roboto Mono" w:hAnsi="Roboto Mono" w:eastAsia="Roboto Mono"/>
           <w:lang w:bidi="ar-EG"/>
         </w:rPr>
         <w:pict w14:anchorId="4BBB9E06">
@@ -1046,7 +1046,7 @@
       </w:pPr>
       <w:r>
         <w:rPr>
-          <w:rFonts w:ascii="Arial" w:hAnsi="Arial" w:cs="Arial"/>
+          <w:rFonts w:ascii="Arial" w:hAnsi="Arial" w:cs="Arial" w:eastAsia="Arial"/>
           <w:b/>
           <w:color w:val="000000"/>
           <w:sz w:val="18"/>
@@ -1056,7 +1056,7 @@
       </w:r>
       <w:r>
         <w:rPr>
-          <w:rFonts w:ascii="Arial" w:hAnsi="Arial" w:cs="Arial"/>
+          <w:rFonts w:ascii="Arial" w:hAnsi="Arial" w:cs="Arial" w:eastAsia="Arial"/>
           <w:color w:val="000000"/>
           <w:sz w:val="18"/>
           <w:highlight w:val="lightGray"/>
@@ -1065,7 +1065,7 @@
       </w:r>
       <w:r>
         <w:rPr>
-          <w:rFonts w:ascii="Arial" w:hAnsi="Arial" w:cs="Arial"/>
+          <w:rFonts w:ascii="Arial" w:hAnsi="Arial" w:cs="Arial" w:eastAsia="Arial"/>
           <w:b/>
           <w:color w:val="000000"/>
           <w:sz w:val="18"/>
@@ -1075,7 +1075,7 @@
       </w:r>
       <w:r>
         <w:rPr>
-          <w:rFonts w:ascii="Arial" w:hAnsi="Arial" w:cs="Arial"/>
+          <w:rFonts w:ascii="Arial" w:hAnsi="Arial" w:cs="Arial" w:eastAsia="Arial"/>
           <w:color w:val="000000"/>
           <w:sz w:val="18"/>
           <w:highlight w:val="lightGray"/>
@@ -1084,7 +1084,7 @@
       </w:r>
       <w:r>
         <w:rPr>
-          <w:rFonts w:ascii="Arial" w:hAnsi="Arial" w:cs="Arial"/>
+          <w:rFonts w:ascii="Arial" w:hAnsi="Arial" w:cs="Arial" w:eastAsia="Arial"/>
           <w:b/>
           <w:color w:val="000000"/>
           <w:sz w:val="18"/>
@@ -1094,7 +1094,7 @@
       </w:r>
       <w:r>
         <w:rPr>
-          <w:rFonts w:ascii="Arial" w:hAnsi="Arial" w:cs="Arial"/>
+          <w:rFonts w:ascii="Arial" w:hAnsi="Arial" w:cs="Arial" w:eastAsia="Arial"/>
           <w:color w:val="000000"/>
           <w:sz w:val="18"/>
           <w:highlight w:val="lightGray"/>
@@ -1113,7 +1113,7 @@
       </w:pPr>
       <w:r>
         <w:rPr>
-          <w:rFonts w:ascii="Segoe UI Emoji" w:hAnsi="Segoe UI Emoji" w:cs="Segoe UI Emoji"/>
+          <w:rFonts w:ascii="Roboto Mono" w:hAnsi="Roboto Mono" w:cs="Segoe UI Emoji" w:eastAsia="Roboto Mono"/>
           <w:b/>
           <w:bCs/>
           <w:lang w:bidi="ar-EG"/>
@@ -1122,7 +1122,7 @@
       </w:r>
       <w:r>
         <w:rPr>
-          <w:rFonts w:ascii="Roboto Mono" w:hAnsi="Roboto Mono"/>
+          <w:rFonts w:ascii="Roboto Mono" w:hAnsi="Roboto Mono" w:eastAsia="Roboto Mono"/>
           <w:b/>
           <w:bCs/>
           <w:lang w:bidi="ar-EG"/>
@@ -1139,7 +1139,7 @@
       </w:pPr>
       <w:r>
         <w:rPr>
-          <w:rFonts w:ascii="Roboto Mono" w:hAnsi="Roboto Mono"/>
+          <w:rFonts w:ascii="Roboto Mono" w:hAnsi="Roboto Mono" w:eastAsia="Roboto Mono"/>
           <w:lang w:bidi="ar-EG"/>
         </w:rPr>
         <w:t>Uniquely identifies each row in a table.</w:t>
@@ -1154,7 +1154,7 @@
       </w:pPr>
       <w:r>
         <w:rPr>
-          <w:rFonts w:ascii="Roboto Mono" w:hAnsi="Roboto Mono"/>
+          <w:rFonts w:ascii="Roboto Mono" w:hAnsi="Roboto Mono" w:eastAsia="Roboto Mono"/>
           <w:lang w:bidi="ar-EG"/>
         </w:rPr>
         <w:t>Rules:</w:t>
@@ -1173,7 +1173,7 @@
       </w:pPr>
       <w:r>
         <w:rPr>
-          <w:rFonts w:ascii="Roboto Mono" w:hAnsi="Roboto Mono"/>
+          <w:rFonts w:ascii="Roboto Mono" w:hAnsi="Roboto Mono" w:eastAsia="Roboto Mono"/>
           <w:lang w:bidi="ar-EG"/>
         </w:rPr>
         <w:t xml:space="preserve">Must be unique </w:t>
@@ -1192,7 +1192,7 @@
       </w:pPr>
       <w:r>
         <w:rPr>
-          <w:rFonts w:ascii="Roboto Mono" w:hAnsi="Roboto Mono"/>
+          <w:rFonts w:ascii="Roboto Mono" w:hAnsi="Roboto Mono" w:eastAsia="Roboto Mono"/>
           <w:lang w:bidi="ar-EG"/>
         </w:rPr>
         <w:t xml:space="preserve">Cannot be NULL </w:t>
@@ -1207,7 +1207,7 @@
       </w:pPr>
       <w:r>
         <w:rPr>
-          <w:rFonts w:ascii="Roboto Mono" w:hAnsi="Roboto Mono"/>
+          <w:rFonts w:ascii="Roboto Mono" w:hAnsi="Roboto Mono" w:eastAsia="Roboto Mono"/>
           <w:lang w:bidi="ar-EG"/>
         </w:rPr>
         <w:pict w14:anchorId="77AA37A0">
@@ -1226,7 +1226,7 @@
       </w:pPr>
       <w:r>
         <w:rPr>
-          <w:rFonts w:ascii="Roboto Mono" w:hAnsi="Roboto Mono"/>
+          <w:rFonts w:ascii="Roboto Mono" w:hAnsi="Roboto Mono" w:eastAsia="Roboto Mono"/>
           <w:b/>
           <w:bCs/>
           <w:lang w:bidi="ar-EG"/>
@@ -1243,7 +1243,7 @@
       </w:pPr>
       <w:r>
         <w:rPr>
-          <w:rFonts w:ascii="Roboto Mono" w:hAnsi="Roboto Mono"/>
+          <w:rFonts w:ascii="Roboto Mono" w:hAnsi="Roboto Mono" w:eastAsia="Roboto Mono"/>
           <w:lang w:bidi="ar-EG"/>
         </w:rPr>
         <w:t>Table:</w:t>
@@ -1492,7 +1492,7 @@
       </w:pPr>
       <w:r>
         <w:rPr>
-          <w:rFonts w:ascii="Roboto Mono" w:hAnsi="Roboto Mono"/>
+          <w:rFonts w:ascii="Roboto Mono" w:hAnsi="Roboto Mono" w:eastAsia="Roboto Mono"/>
           <w:lang w:bidi="ar-EG"/>
         </w:rPr>
         <w:t>CustomerID is the Primary Key.</w:t>
@@ -1507,7 +1507,7 @@
       </w:pPr>
       <w:r>
         <w:rPr>
-          <w:rFonts w:ascii="Roboto Mono" w:hAnsi="Roboto Mono"/>
+          <w:rFonts w:ascii="Roboto Mono" w:hAnsi="Roboto Mono" w:eastAsia="Roboto Mono"/>
           <w:lang w:bidi="ar-EG"/>
         </w:rPr>
         <w:pict w14:anchorId="5824E118">
@@ -1526,7 +1526,7 @@
       </w:pPr>
       <w:r>
         <w:rPr>
-          <w:rFonts w:ascii="Roboto Mono" w:hAnsi="Roboto Mono"/>
+          <w:rFonts w:ascii="Roboto Mono" w:hAnsi="Roboto Mono" w:eastAsia="Roboto Mono"/>
           <w:b/>
           <w:bCs/>
           <w:lang w:bidi="ar-EG"/>
@@ -1606,14 +1606,14 @@
       </w:pPr>
       <w:r>
         <w:rPr>
-          <w:rFonts w:ascii="Roboto Mono" w:hAnsi="Roboto Mono"/>
+          <w:rFonts w:ascii="Roboto Mono" w:hAnsi="Roboto Mono" w:eastAsia="Roboto Mono"/>
           <w:lang w:bidi="ar-EG"/>
         </w:rPr>
         <w:t>CREATE TABLE Customers (</w:t>
       </w:r>
       <w:r>
         <w:rPr>
-          <w:rFonts w:ascii="Roboto Mono" w:hAnsi="Roboto Mono"/>
+          <w:rFonts w:ascii="Roboto Mono" w:hAnsi="Roboto Mono" w:eastAsia="Roboto Mono"/>
           <w:lang w:bidi="ar-EG"/>
         </w:rPr>
         <w:br/>
@@ -1621,7 +1621,7 @@
       </w:r>
       <w:r>
         <w:rPr>
-          <w:rFonts w:ascii="Roboto Mono" w:hAnsi="Roboto Mono"/>
+          <w:rFonts w:ascii="Roboto Mono" w:hAnsi="Roboto Mono" w:eastAsia="Roboto Mono"/>
           <w:lang w:bidi="ar-EG"/>
         </w:rPr>
         <w:br/>
@@ -1629,7 +1629,7 @@
       </w:r>
       <w:r>
         <w:rPr>
-          <w:rFonts w:ascii="Roboto Mono" w:hAnsi="Roboto Mono"/>
+          <w:rFonts w:ascii="Roboto Mono" w:hAnsi="Roboto Mono" w:eastAsia="Roboto Mono"/>
           <w:lang w:bidi="ar-EG"/>
         </w:rPr>
         <w:br/>
@@ -1645,7 +1645,7 @@
       </w:pPr>
       <w:r>
         <w:rPr>
-          <w:rFonts w:ascii="Roboto Mono" w:hAnsi="Roboto Mono"/>
+          <w:rFonts w:ascii="Roboto Mono" w:hAnsi="Roboto Mono" w:eastAsia="Roboto Mono"/>
           <w:lang w:bidi="ar-EG"/>
         </w:rPr>
         <w:pict w14:anchorId="19DC4C2F">
@@ -1688,7 +1688,7 @@
       </w:pPr>
       <w:r>
         <w:rPr>
-          <w:rFonts w:ascii="Arial" w:hAnsi="Arial" w:cs="Arial"/>
+          <w:rFonts w:ascii="Arial" w:hAnsi="Arial" w:cs="Arial" w:eastAsia="Arial"/>
           <w:b/>
           <w:color w:val="000000"/>
           <w:sz w:val="18"/>
@@ -1698,7 +1698,7 @@
       </w:r>
       <w:r>
         <w:rPr>
-          <w:rFonts w:ascii="Arial" w:hAnsi="Arial" w:cs="Arial"/>
+          <w:rFonts w:ascii="Arial" w:hAnsi="Arial" w:cs="Arial" w:eastAsia="Arial"/>
           <w:color w:val="000000"/>
           <w:sz w:val="18"/>
           <w:highlight w:val="lightGray"/>
@@ -1707,7 +1707,7 @@
       </w:r>
       <w:r>
         <w:rPr>
-          <w:rFonts w:ascii="Arial" w:hAnsi="Arial" w:cs="Arial"/>
+          <w:rFonts w:ascii="Arial" w:hAnsi="Arial" w:cs="Arial" w:eastAsia="Arial"/>
           <w:b/>
           <w:color w:val="000000"/>
           <w:sz w:val="18"/>
@@ -1717,7 +1717,7 @@
       </w:r>
       <w:r>
         <w:rPr>
-          <w:rFonts w:ascii="Arial" w:hAnsi="Arial" w:cs="Arial"/>
+          <w:rFonts w:ascii="Arial" w:hAnsi="Arial" w:cs="Arial" w:eastAsia="Arial"/>
           <w:color w:val="000000"/>
           <w:sz w:val="18"/>
           <w:highlight w:val="lightGray"/>
@@ -1726,7 +1726,7 @@
       </w:r>
       <w:r>
         <w:rPr>
-          <w:rFonts w:ascii="Arial" w:hAnsi="Arial" w:cs="Arial"/>
+          <w:rFonts w:ascii="Arial" w:hAnsi="Arial" w:cs="Arial" w:eastAsia="Arial"/>
           <w:b/>
           <w:color w:val="000000"/>
           <w:sz w:val="18"/>
@@ -1736,7 +1736,7 @@
       </w:r>
       <w:r>
         <w:rPr>
-          <w:rFonts w:ascii="Arial" w:hAnsi="Arial" w:cs="Arial"/>
+          <w:rFonts w:ascii="Arial" w:hAnsi="Arial" w:cs="Arial" w:eastAsia="Arial"/>
           <w:color w:val="000000"/>
           <w:sz w:val="18"/>
           <w:highlight w:val="lightGray"/>
@@ -1755,7 +1755,7 @@
       </w:pPr>
       <w:r>
         <w:rPr>
-          <w:rFonts w:ascii="Segoe UI Emoji" w:hAnsi="Segoe UI Emoji" w:cs="Segoe UI Emoji"/>
+          <w:rFonts w:ascii="Roboto Mono" w:hAnsi="Roboto Mono" w:cs="Segoe UI Emoji" w:eastAsia="Roboto Mono"/>
           <w:b/>
           <w:bCs/>
           <w:lang w:bidi="ar-EG"/>
@@ -1764,7 +1764,7 @@
       </w:r>
       <w:r>
         <w:rPr>
-          <w:rFonts w:ascii="Roboto Mono" w:hAnsi="Roboto Mono"/>
+          <w:rFonts w:ascii="Roboto Mono" w:hAnsi="Roboto Mono" w:eastAsia="Roboto Mono"/>
           <w:b/>
           <w:bCs/>
           <w:lang w:bidi="ar-EG"/>
@@ -1781,7 +1781,7 @@
       </w:pPr>
       <w:r>
         <w:rPr>
-          <w:rFonts w:ascii="Roboto Mono" w:hAnsi="Roboto Mono"/>
+          <w:rFonts w:ascii="Roboto Mono" w:hAnsi="Roboto Mono" w:eastAsia="Roboto Mono"/>
           <w:lang w:bidi="ar-EG"/>
         </w:rPr>
         <w:t>Ensures a column always contains a value.</w:t>
@@ -1796,7 +1796,7 @@
       </w:pPr>
       <w:r>
         <w:rPr>
-          <w:rFonts w:ascii="Roboto Mono" w:hAnsi="Roboto Mono"/>
+          <w:rFonts w:ascii="Roboto Mono" w:hAnsi="Roboto Mono" w:eastAsia="Roboto Mono"/>
           <w:lang w:bidi="ar-EG"/>
         </w:rPr>
         <w:pict w14:anchorId="33636138">
@@ -1815,7 +1815,7 @@
       </w:pPr>
       <w:r>
         <w:rPr>
-          <w:rFonts w:ascii="Roboto Mono" w:hAnsi="Roboto Mono"/>
+          <w:rFonts w:ascii="Roboto Mono" w:hAnsi="Roboto Mono" w:eastAsia="Roboto Mono"/>
           <w:b/>
           <w:bCs/>
           <w:lang w:bidi="ar-EG"/>
@@ -1832,7 +1832,7 @@
       </w:pPr>
       <w:r>
         <w:rPr>
-          <w:rFonts w:ascii="Roboto Mono" w:hAnsi="Roboto Mono"/>
+          <w:rFonts w:ascii="Roboto Mono" w:hAnsi="Roboto Mono" w:eastAsia="Roboto Mono"/>
           <w:lang w:bidi="ar-EG"/>
         </w:rPr>
         <w:t>Valid:</w:t>
@@ -2032,7 +2032,7 @@
       </w:pPr>
       <w:r>
         <w:rPr>
-          <w:rFonts w:ascii="Roboto Mono" w:hAnsi="Roboto Mono"/>
+          <w:rFonts w:ascii="Roboto Mono" w:hAnsi="Roboto Mono" w:eastAsia="Roboto Mono"/>
           <w:lang w:bidi="ar-EG"/>
         </w:rPr>
         <w:t>Invalid:</w:t>
@@ -2232,7 +2232,7 @@
       </w:pPr>
       <w:r>
         <w:rPr>
-          <w:rFonts w:ascii="Roboto Mono" w:hAnsi="Roboto Mono"/>
+          <w:rFonts w:ascii="Roboto Mono" w:hAnsi="Roboto Mono" w:eastAsia="Roboto Mono"/>
           <w:lang w:bidi="ar-EG"/>
         </w:rPr>
         <w:pict w14:anchorId="06957963">
@@ -2251,7 +2251,7 @@
       </w:pPr>
       <w:r>
         <w:rPr>
-          <w:rFonts w:ascii="Roboto Mono" w:hAnsi="Roboto Mono"/>
+          <w:rFonts w:ascii="Roboto Mono" w:hAnsi="Roboto Mono" w:eastAsia="Roboto Mono"/>
           <w:b/>
           <w:bCs/>
           <w:lang w:bidi="ar-EG"/>
@@ -2331,14 +2331,14 @@
       </w:pPr>
       <w:r>
         <w:rPr>
-          <w:rFonts w:ascii="Roboto Mono" w:hAnsi="Roboto Mono"/>
+          <w:rFonts w:ascii="Roboto Mono" w:hAnsi="Roboto Mono" w:eastAsia="Roboto Mono"/>
           <w:lang w:bidi="ar-EG"/>
         </w:rPr>
         <w:t>CREATE TABLE Customers (</w:t>
       </w:r>
       <w:r>
         <w:rPr>
-          <w:rFonts w:ascii="Roboto Mono" w:hAnsi="Roboto Mono"/>
+          <w:rFonts w:ascii="Roboto Mono" w:hAnsi="Roboto Mono" w:eastAsia="Roboto Mono"/>
           <w:lang w:bidi="ar-EG"/>
         </w:rPr>
         <w:br/>
@@ -2346,7 +2346,7 @@
       </w:r>
       <w:r>
         <w:rPr>
-          <w:rFonts w:ascii="Roboto Mono" w:hAnsi="Roboto Mono"/>
+          <w:rFonts w:ascii="Roboto Mono" w:hAnsi="Roboto Mono" w:eastAsia="Roboto Mono"/>
           <w:lang w:bidi="ar-EG"/>
         </w:rPr>
         <w:br/>
@@ -2354,7 +2354,7 @@
       </w:r>
       <w:r>
         <w:rPr>
-          <w:rFonts w:ascii="Roboto Mono" w:hAnsi="Roboto Mono"/>
+          <w:rFonts w:ascii="Roboto Mono" w:hAnsi="Roboto Mono" w:eastAsia="Roboto Mono"/>
           <w:lang w:bidi="ar-EG"/>
         </w:rPr>
         <w:br/>
@@ -2370,7 +2370,7 @@
       </w:pPr>
       <w:r>
         <w:rPr>
-          <w:rFonts w:ascii="Roboto Mono" w:hAnsi="Roboto Mono"/>
+          <w:rFonts w:ascii="Roboto Mono" w:hAnsi="Roboto Mono" w:eastAsia="Roboto Mono"/>
           <w:lang w:bidi="ar-EG"/>
         </w:rPr>
         <w:pict w14:anchorId="2F5E8EDA">
@@ -2413,7 +2413,7 @@
       </w:pPr>
       <w:r>
         <w:rPr>
-          <w:rFonts w:ascii="Arial" w:hAnsi="Arial" w:cs="Arial"/>
+          <w:rFonts w:ascii="Arial" w:hAnsi="Arial" w:cs="Arial" w:eastAsia="Arial"/>
           <w:b/>
           <w:color w:val="000000"/>
           <w:sz w:val="18"/>
@@ -2423,7 +2423,7 @@
       </w:r>
       <w:r>
         <w:rPr>
-          <w:rFonts w:ascii="Arial" w:hAnsi="Arial" w:cs="Arial"/>
+          <w:rFonts w:ascii="Arial" w:hAnsi="Arial" w:cs="Arial" w:eastAsia="Arial"/>
           <w:color w:val="000000"/>
           <w:sz w:val="18"/>
           <w:highlight w:val="lightGray"/>
@@ -2432,7 +2432,7 @@
       </w:r>
       <w:r>
         <w:rPr>
-          <w:rFonts w:ascii="Arial" w:hAnsi="Arial" w:cs="Arial"/>
+          <w:rFonts w:ascii="Arial" w:hAnsi="Arial" w:cs="Arial" w:eastAsia="Arial"/>
           <w:b/>
           <w:color w:val="000000"/>
           <w:sz w:val="18"/>
@@ -2442,7 +2442,7 @@
       </w:r>
       <w:r>
         <w:rPr>
-          <w:rFonts w:ascii="Arial" w:hAnsi="Arial" w:cs="Arial"/>
+          <w:rFonts w:ascii="Arial" w:hAnsi="Arial" w:cs="Arial" w:eastAsia="Arial"/>
           <w:color w:val="000000"/>
           <w:sz w:val="18"/>
           <w:highlight w:val="lightGray"/>
@@ -2451,7 +2451,7 @@
       </w:r>
       <w:r>
         <w:rPr>
-          <w:rFonts w:ascii="Arial" w:hAnsi="Arial" w:cs="Arial"/>
+          <w:rFonts w:ascii="Arial" w:hAnsi="Arial" w:cs="Arial" w:eastAsia="Arial"/>
           <w:b/>
           <w:color w:val="000000"/>
           <w:sz w:val="18"/>
@@ -2461,7 +2461,7 @@
       </w:r>
       <w:r>
         <w:rPr>
-          <w:rFonts w:ascii="Arial" w:hAnsi="Arial" w:cs="Arial"/>
+          <w:rFonts w:ascii="Arial" w:hAnsi="Arial" w:cs="Arial" w:eastAsia="Arial"/>
           <w:color w:val="000000"/>
           <w:sz w:val="18"/>
           <w:highlight w:val="lightGray"/>
@@ -2480,7 +2480,7 @@
       </w:pPr>
       <w:r>
         <w:rPr>
-          <w:rFonts w:ascii="Segoe UI Emoji" w:hAnsi="Segoe UI Emoji" w:cs="Segoe UI Emoji"/>
+          <w:rFonts w:ascii="Roboto Mono" w:hAnsi="Roboto Mono" w:cs="Segoe UI Emoji" w:eastAsia="Roboto Mono"/>
           <w:b/>
           <w:bCs/>
           <w:lang w:bidi="ar-EG"/>
@@ -2489,7 +2489,7 @@
       </w:r>
       <w:r>
         <w:rPr>
-          <w:rFonts w:ascii="Roboto Mono" w:hAnsi="Roboto Mono"/>
+          <w:rFonts w:ascii="Roboto Mono" w:hAnsi="Roboto Mono" w:eastAsia="Roboto Mono"/>
           <w:b/>
           <w:bCs/>
           <w:lang w:bidi="ar-EG"/>
@@ -2506,7 +2506,7 @@
       </w:pPr>
       <w:r>
         <w:rPr>
-          <w:rFonts w:ascii="Roboto Mono" w:hAnsi="Roboto Mono"/>
+          <w:rFonts w:ascii="Roboto Mono" w:hAnsi="Roboto Mono" w:eastAsia="Roboto Mono"/>
           <w:lang w:bidi="ar-EG"/>
         </w:rPr>
         <w:t>Prevents duplicate values.</w:t>
@@ -2521,7 +2521,7 @@
       </w:pPr>
       <w:r>
         <w:rPr>
-          <w:rFonts w:ascii="Roboto Mono" w:hAnsi="Roboto Mono"/>
+          <w:rFonts w:ascii="Roboto Mono" w:hAnsi="Roboto Mono" w:eastAsia="Roboto Mono"/>
           <w:lang w:bidi="ar-EG"/>
         </w:rPr>
         <w:pict w14:anchorId="599B0A66">
@@ -2540,7 +2540,7 @@
       </w:pPr>
       <w:r>
         <w:rPr>
-          <w:rFonts w:ascii="Roboto Mono" w:hAnsi="Roboto Mono"/>
+          <w:rFonts w:ascii="Roboto Mono" w:hAnsi="Roboto Mono" w:eastAsia="Roboto Mono"/>
           <w:b/>
           <w:bCs/>
           <w:lang w:bidi="ar-EG"/>
@@ -2557,7 +2557,7 @@
       </w:pPr>
       <w:r>
         <w:rPr>
-          <w:rFonts w:ascii="Roboto Mono" w:hAnsi="Roboto Mono"/>
+          <w:rFonts w:ascii="Roboto Mono" w:hAnsi="Roboto Mono" w:eastAsia="Roboto Mono"/>
           <w:lang w:bidi="ar-EG"/>
         </w:rPr>
         <w:t>Email addresses must be unique.</w:t>
@@ -2572,7 +2572,7 @@
       </w:pPr>
       <w:r>
         <w:rPr>
-          <w:rFonts w:ascii="Roboto Mono" w:hAnsi="Roboto Mono"/>
+          <w:rFonts w:ascii="Roboto Mono" w:hAnsi="Roboto Mono" w:eastAsia="Roboto Mono"/>
           <w:lang w:bidi="ar-EG"/>
         </w:rPr>
         <w:t>Valid:</w:t>
@@ -2752,7 +2752,7 @@
       </w:pPr>
       <w:r>
         <w:rPr>
-          <w:rFonts w:ascii="Roboto Mono" w:hAnsi="Roboto Mono"/>
+          <w:rFonts w:ascii="Roboto Mono" w:hAnsi="Roboto Mono" w:eastAsia="Roboto Mono"/>
           <w:lang w:bidi="ar-EG"/>
         </w:rPr>
         <w:t>Invalid:</w:t>
@@ -2930,7 +2930,7 @@
       </w:pPr>
       <w:r>
         <w:rPr>
-          <w:rFonts w:ascii="Roboto Mono" w:hAnsi="Roboto Mono"/>
+          <w:rFonts w:ascii="Roboto Mono" w:hAnsi="Roboto Mono" w:eastAsia="Roboto Mono"/>
           <w:lang w:bidi="ar-EG"/>
         </w:rPr>
         <w:pict w14:anchorId="2BEAD6A7">
@@ -2949,7 +2949,7 @@
       </w:pPr>
       <w:r>
         <w:rPr>
-          <w:rFonts w:ascii="Roboto Mono" w:hAnsi="Roboto Mono"/>
+          <w:rFonts w:ascii="Roboto Mono" w:hAnsi="Roboto Mono" w:eastAsia="Roboto Mono"/>
           <w:b/>
           <w:bCs/>
           <w:lang w:bidi="ar-EG"/>
@@ -3029,14 +3029,14 @@
       </w:pPr>
       <w:r>
         <w:rPr>
-          <w:rFonts w:ascii="Roboto Mono" w:hAnsi="Roboto Mono"/>
+          <w:rFonts w:ascii="Roboto Mono" w:hAnsi="Roboto Mono" w:eastAsia="Roboto Mono"/>
           <w:lang w:bidi="ar-EG"/>
         </w:rPr>
         <w:t>CREATE TABLE Customers (</w:t>
       </w:r>
       <w:r>
         <w:rPr>
-          <w:rFonts w:ascii="Roboto Mono" w:hAnsi="Roboto Mono"/>
+          <w:rFonts w:ascii="Roboto Mono" w:hAnsi="Roboto Mono" w:eastAsia="Roboto Mono"/>
           <w:lang w:bidi="ar-EG"/>
         </w:rPr>
         <w:br/>
@@ -3044,7 +3044,7 @@
       </w:r>
       <w:r>
         <w:rPr>
-          <w:rFonts w:ascii="Roboto Mono" w:hAnsi="Roboto Mono"/>
+          <w:rFonts w:ascii="Roboto Mono" w:hAnsi="Roboto Mono" w:eastAsia="Roboto Mono"/>
           <w:lang w:bidi="ar-EG"/>
         </w:rPr>
         <w:br/>
@@ -3060,7 +3060,7 @@
       </w:pPr>
       <w:r>
         <w:rPr>
-          <w:rFonts w:ascii="Roboto Mono" w:hAnsi="Roboto Mono"/>
+          <w:rFonts w:ascii="Roboto Mono" w:hAnsi="Roboto Mono" w:eastAsia="Roboto Mono"/>
           <w:lang w:bidi="ar-EG"/>
         </w:rPr>
         <w:pict w14:anchorId="6B399836">
@@ -3103,7 +3103,7 @@
       </w:pPr>
       <w:r>
         <w:rPr>
-          <w:rFonts w:ascii="Arial" w:hAnsi="Arial" w:cs="Arial"/>
+          <w:rFonts w:ascii="Arial" w:hAnsi="Arial" w:cs="Arial" w:eastAsia="Arial"/>
           <w:b/>
           <w:color w:val="000000"/>
           <w:sz w:val="18"/>
@@ -3113,7 +3113,7 @@
       </w:r>
       <w:r>
         <w:rPr>
-          <w:rFonts w:ascii="Arial" w:hAnsi="Arial" w:cs="Arial"/>
+          <w:rFonts w:ascii="Arial" w:hAnsi="Arial" w:cs="Arial" w:eastAsia="Arial"/>
           <w:color w:val="000000"/>
           <w:sz w:val="18"/>
           <w:highlight w:val="lightGray"/>
@@ -3122,7 +3122,7 @@
       </w:r>
       <w:r>
         <w:rPr>
-          <w:rFonts w:ascii="Arial" w:hAnsi="Arial" w:cs="Arial"/>
+          <w:rFonts w:ascii="Arial" w:hAnsi="Arial" w:cs="Arial" w:eastAsia="Arial"/>
           <w:b/>
           <w:color w:val="000000"/>
           <w:sz w:val="18"/>
@@ -3132,7 +3132,7 @@
       </w:r>
       <w:r>
         <w:rPr>
-          <w:rFonts w:ascii="Arial" w:hAnsi="Arial" w:cs="Arial"/>
+          <w:rFonts w:ascii="Arial" w:hAnsi="Arial" w:cs="Arial" w:eastAsia="Arial"/>
           <w:color w:val="000000"/>
           <w:sz w:val="18"/>
           <w:highlight w:val="lightGray"/>
@@ -3141,7 +3141,7 @@
       </w:r>
       <w:r>
         <w:rPr>
-          <w:rFonts w:ascii="Arial" w:hAnsi="Arial" w:cs="Arial"/>
+          <w:rFonts w:ascii="Arial" w:hAnsi="Arial" w:cs="Arial" w:eastAsia="Arial"/>
           <w:b/>
           <w:color w:val="000000"/>
           <w:sz w:val="18"/>
@@ -3151,7 +3151,7 @@
       </w:r>
       <w:r>
         <w:rPr>
-          <w:rFonts w:ascii="Arial" w:hAnsi="Arial" w:cs="Arial"/>
+          <w:rFonts w:ascii="Arial" w:hAnsi="Arial" w:cs="Arial" w:eastAsia="Arial"/>
           <w:color w:val="000000"/>
           <w:sz w:val="18"/>
           <w:highlight w:val="lightGray"/>
@@ -3170,7 +3170,7 @@
       </w:pPr>
       <w:r>
         <w:rPr>
-          <w:rFonts w:ascii="Segoe UI Emoji" w:hAnsi="Segoe UI Emoji" w:cs="Segoe UI Emoji"/>
+          <w:rFonts w:ascii="Roboto Mono" w:hAnsi="Roboto Mono" w:cs="Segoe UI Emoji" w:eastAsia="Roboto Mono"/>
           <w:b/>
           <w:bCs/>
           <w:lang w:bidi="ar-EG"/>
@@ -3179,7 +3179,7 @@
       </w:r>
       <w:r>
         <w:rPr>
-          <w:rFonts w:ascii="Roboto Mono" w:hAnsi="Roboto Mono"/>
+          <w:rFonts w:ascii="Roboto Mono" w:hAnsi="Roboto Mono" w:eastAsia="Roboto Mono"/>
           <w:b/>
           <w:bCs/>
           <w:lang w:bidi="ar-EG"/>
@@ -3196,7 +3196,7 @@
       </w:pPr>
       <w:r>
         <w:rPr>
-          <w:rFonts w:ascii="Roboto Mono" w:hAnsi="Roboto Mono"/>
+          <w:rFonts w:ascii="Roboto Mono" w:hAnsi="Roboto Mono" w:eastAsia="Roboto Mono"/>
           <w:lang w:bidi="ar-EG"/>
         </w:rPr>
         <w:t>Maintains relationships between tables.</w:t>
@@ -3211,7 +3211,7 @@
       </w:pPr>
       <w:r>
         <w:rPr>
-          <w:rFonts w:ascii="Roboto Mono" w:hAnsi="Roboto Mono"/>
+          <w:rFonts w:ascii="Roboto Mono" w:hAnsi="Roboto Mono" w:eastAsia="Roboto Mono"/>
           <w:lang w:bidi="ar-EG"/>
         </w:rPr>
         <w:pict w14:anchorId="1B913DC4">
@@ -3230,7 +3230,7 @@
       </w:pPr>
       <w:r>
         <w:rPr>
-          <w:rFonts w:ascii="Roboto Mono" w:hAnsi="Roboto Mono"/>
+          <w:rFonts w:ascii="Roboto Mono" w:hAnsi="Roboto Mono" w:eastAsia="Roboto Mono"/>
           <w:b/>
           <w:bCs/>
           <w:lang w:bidi="ar-EG"/>
@@ -3247,7 +3247,7 @@
       </w:pPr>
       <w:r>
         <w:rPr>
-          <w:rFonts w:ascii="Roboto Mono" w:hAnsi="Roboto Mono"/>
+          <w:rFonts w:ascii="Roboto Mono" w:hAnsi="Roboto Mono" w:eastAsia="Roboto Mono"/>
           <w:lang w:bidi="ar-EG"/>
         </w:rPr>
         <w:t>Customers Table:</w:t>
@@ -3447,7 +3447,7 @@
       </w:pPr>
       <w:r>
         <w:rPr>
-          <w:rFonts w:ascii="Roboto Mono" w:hAnsi="Roboto Mono"/>
+          <w:rFonts w:ascii="Roboto Mono" w:hAnsi="Roboto Mono" w:eastAsia="Roboto Mono"/>
           <w:lang w:bidi="ar-EG"/>
         </w:rPr>
         <w:t>Orders Table:</w:t>
@@ -3647,7 +3647,7 @@
       </w:pPr>
       <w:r>
         <w:rPr>
-          <w:rFonts w:ascii="Roboto Mono" w:hAnsi="Roboto Mono"/>
+          <w:rFonts w:ascii="Roboto Mono" w:hAnsi="Roboto Mono" w:eastAsia="Roboto Mono"/>
           <w:lang w:bidi="ar-EG"/>
         </w:rPr>
         <w:t>The CustomerID in Orders must exist in Customers.</w:t>
@@ -3662,7 +3662,7 @@
       </w:pPr>
       <w:r>
         <w:rPr>
-          <w:rFonts w:ascii="Roboto Mono" w:hAnsi="Roboto Mono"/>
+          <w:rFonts w:ascii="Roboto Mono" w:hAnsi="Roboto Mono" w:eastAsia="Roboto Mono"/>
           <w:lang w:bidi="ar-EG"/>
         </w:rPr>
         <w:pict w14:anchorId="2DFB3C48">
@@ -3681,7 +3681,7 @@
       </w:pPr>
       <w:r>
         <w:rPr>
-          <w:rFonts w:ascii="Roboto Mono" w:hAnsi="Roboto Mono"/>
+          <w:rFonts w:ascii="Roboto Mono" w:hAnsi="Roboto Mono" w:eastAsia="Roboto Mono"/>
           <w:b/>
           <w:bCs/>
           <w:lang w:bidi="ar-EG"/>
@@ -3761,14 +3761,14 @@
       </w:pPr>
       <w:r>
         <w:rPr>
-          <w:rFonts w:ascii="Roboto Mono" w:hAnsi="Roboto Mono"/>
+          <w:rFonts w:ascii="Roboto Mono" w:hAnsi="Roboto Mono" w:eastAsia="Roboto Mono"/>
           <w:lang w:bidi="ar-EG"/>
         </w:rPr>
         <w:t>CREATE TABLE Orders (</w:t>
       </w:r>
       <w:r>
         <w:rPr>
-          <w:rFonts w:ascii="Roboto Mono" w:hAnsi="Roboto Mono"/>
+          <w:rFonts w:ascii="Roboto Mono" w:hAnsi="Roboto Mono" w:eastAsia="Roboto Mono"/>
           <w:lang w:bidi="ar-EG"/>
         </w:rPr>
         <w:br/>
@@ -3776,7 +3776,7 @@
       </w:r>
       <w:r>
         <w:rPr>
-          <w:rFonts w:ascii="Roboto Mono" w:hAnsi="Roboto Mono"/>
+          <w:rFonts w:ascii="Roboto Mono" w:hAnsi="Roboto Mono" w:eastAsia="Roboto Mono"/>
           <w:lang w:bidi="ar-EG"/>
         </w:rPr>
         <w:br/>
@@ -3784,7 +3784,7 @@
       </w:r>
       <w:r>
         <w:rPr>
-          <w:rFonts w:ascii="Roboto Mono" w:hAnsi="Roboto Mono"/>
+          <w:rFonts w:ascii="Roboto Mono" w:hAnsi="Roboto Mono" w:eastAsia="Roboto Mono"/>
           <w:lang w:bidi="ar-EG"/>
         </w:rPr>
         <w:br/>
@@ -3792,7 +3792,7 @@
       </w:r>
       <w:r>
         <w:rPr>
-          <w:rFonts w:ascii="Roboto Mono" w:hAnsi="Roboto Mono"/>
+          <w:rFonts w:ascii="Roboto Mono" w:hAnsi="Roboto Mono" w:eastAsia="Roboto Mono"/>
           <w:lang w:bidi="ar-EG"/>
         </w:rPr>
         <w:br/>
@@ -3800,7 +3800,7 @@
       </w:r>
       <w:r>
         <w:rPr>
-          <w:rFonts w:ascii="Roboto Mono" w:hAnsi="Roboto Mono"/>
+          <w:rFonts w:ascii="Roboto Mono" w:hAnsi="Roboto Mono" w:eastAsia="Roboto Mono"/>
           <w:lang w:bidi="ar-EG"/>
         </w:rPr>
         <w:br/>
@@ -3816,7 +3816,7 @@
       </w:pPr>
       <w:r>
         <w:rPr>
-          <w:rFonts w:ascii="Roboto Mono" w:hAnsi="Roboto Mono"/>
+          <w:rFonts w:ascii="Roboto Mono" w:hAnsi="Roboto Mono" w:eastAsia="Roboto Mono"/>
           <w:lang w:bidi="ar-EG"/>
         </w:rPr>
         <w:pict w14:anchorId="1A4452DA">
@@ -3859,7 +3859,7 @@
       </w:pPr>
       <w:r>
         <w:rPr>
-          <w:rFonts w:ascii="Arial" w:hAnsi="Arial" w:cs="Arial"/>
+          <w:rFonts w:ascii="Arial" w:hAnsi="Arial" w:cs="Arial" w:eastAsia="Arial"/>
           <w:b/>
           <w:color w:val="000000"/>
           <w:sz w:val="18"/>
@@ -3869,7 +3869,7 @@
       </w:r>
       <w:r>
         <w:rPr>
-          <w:rFonts w:ascii="Arial" w:hAnsi="Arial" w:cs="Arial"/>
+          <w:rFonts w:ascii="Arial" w:hAnsi="Arial" w:cs="Arial" w:eastAsia="Arial"/>
           <w:color w:val="000000"/>
           <w:sz w:val="18"/>
           <w:highlight w:val="lightGray"/>
@@ -3878,7 +3878,7 @@
       </w:r>
       <w:r>
         <w:rPr>
-          <w:rFonts w:ascii="Arial" w:hAnsi="Arial" w:cs="Arial"/>
+          <w:rFonts w:ascii="Arial" w:hAnsi="Arial" w:cs="Arial" w:eastAsia="Arial"/>
           <w:b/>
           <w:color w:val="000000"/>
           <w:sz w:val="18"/>
@@ -3888,7 +3888,7 @@
       </w:r>
       <w:r>
         <w:rPr>
-          <w:rFonts w:ascii="Arial" w:hAnsi="Arial" w:cs="Arial"/>
+          <w:rFonts w:ascii="Arial" w:hAnsi="Arial" w:cs="Arial" w:eastAsia="Arial"/>
           <w:color w:val="000000"/>
           <w:sz w:val="18"/>
           <w:highlight w:val="lightGray"/>
@@ -3897,7 +3897,7 @@
       </w:r>
       <w:r>
         <w:rPr>
-          <w:rFonts w:ascii="Arial" w:hAnsi="Arial" w:cs="Arial"/>
+          <w:rFonts w:ascii="Arial" w:hAnsi="Arial" w:cs="Arial" w:eastAsia="Arial"/>
           <w:b/>
           <w:color w:val="000000"/>
           <w:sz w:val="18"/>
@@ -3907,7 +3907,7 @@
       </w:r>
       <w:r>
         <w:rPr>
-          <w:rFonts w:ascii="Arial" w:hAnsi="Arial" w:cs="Arial"/>
+          <w:rFonts w:ascii="Arial" w:hAnsi="Arial" w:cs="Arial" w:eastAsia="Arial"/>
           <w:color w:val="000000"/>
           <w:sz w:val="18"/>
           <w:highlight w:val="lightGray"/>
@@ -3926,7 +3926,7 @@
       </w:pPr>
       <w:r>
         <w:rPr>
-          <w:rFonts w:ascii="Segoe UI Emoji" w:hAnsi="Segoe UI Emoji" w:cs="Segoe UI Emoji"/>
+          <w:rFonts w:ascii="Roboto Mono" w:hAnsi="Roboto Mono" w:cs="Segoe UI Emoji" w:eastAsia="Roboto Mono"/>
           <w:b/>
           <w:bCs/>
           <w:lang w:bidi="ar-EG"/>
@@ -3935,7 +3935,7 @@
       </w:r>
       <w:r>
         <w:rPr>
-          <w:rFonts w:ascii="Roboto Mono" w:hAnsi="Roboto Mono"/>
+          <w:rFonts w:ascii="Roboto Mono" w:hAnsi="Roboto Mono" w:eastAsia="Roboto Mono"/>
           <w:b/>
           <w:bCs/>
           <w:lang w:bidi="ar-EG"/>
@@ -3952,7 +3952,7 @@
       </w:pPr>
       <w:r>
         <w:rPr>
-          <w:rFonts w:ascii="Roboto Mono" w:hAnsi="Roboto Mono"/>
+          <w:rFonts w:ascii="Roboto Mono" w:hAnsi="Roboto Mono" w:eastAsia="Roboto Mono"/>
           <w:lang w:bidi="ar-EG"/>
         </w:rPr>
         <w:t>Ensures values meet a condition.</w:t>
@@ -3967,7 +3967,7 @@
       </w:pPr>
       <w:r>
         <w:rPr>
-          <w:rFonts w:ascii="Roboto Mono" w:hAnsi="Roboto Mono"/>
+          <w:rFonts w:ascii="Roboto Mono" w:hAnsi="Roboto Mono" w:eastAsia="Roboto Mono"/>
           <w:lang w:bidi="ar-EG"/>
         </w:rPr>
         <w:pict w14:anchorId="4A2B2D9E">
@@ -3986,7 +3986,7 @@
       </w:pPr>
       <w:r>
         <w:rPr>
-          <w:rFonts w:ascii="Roboto Mono" w:hAnsi="Roboto Mono"/>
+          <w:rFonts w:ascii="Roboto Mono" w:hAnsi="Roboto Mono" w:eastAsia="Roboto Mono"/>
           <w:b/>
           <w:bCs/>
           <w:lang w:bidi="ar-EG"/>
@@ -4003,7 +4003,7 @@
       </w:pPr>
       <w:r>
         <w:rPr>
-          <w:rFonts w:ascii="Roboto Mono" w:hAnsi="Roboto Mono"/>
+          <w:rFonts w:ascii="Roboto Mono" w:hAnsi="Roboto Mono" w:eastAsia="Roboto Mono"/>
           <w:lang w:bidi="ar-EG"/>
         </w:rPr>
         <w:t>Age must be 18 or older.</w:t>
@@ -4018,7 +4018,7 @@
       </w:pPr>
       <w:r>
         <w:rPr>
-          <w:rFonts w:ascii="Roboto Mono" w:hAnsi="Roboto Mono"/>
+          <w:rFonts w:ascii="Roboto Mono" w:hAnsi="Roboto Mono" w:eastAsia="Roboto Mono"/>
           <w:lang w:bidi="ar-EG"/>
         </w:rPr>
         <w:t>Valid:</w:t>
@@ -4169,7 +4169,7 @@
       </w:pPr>
       <w:r>
         <w:rPr>
-          <w:rFonts w:ascii="Roboto Mono" w:hAnsi="Roboto Mono"/>
+          <w:rFonts w:ascii="Roboto Mono" w:hAnsi="Roboto Mono" w:eastAsia="Roboto Mono"/>
           <w:lang w:bidi="ar-EG"/>
         </w:rPr>
         <w:t>Invalid:</w:t>
@@ -4320,7 +4320,7 @@
       </w:pPr>
       <w:r>
         <w:rPr>
-          <w:rFonts w:ascii="Roboto Mono" w:hAnsi="Roboto Mono"/>
+          <w:rFonts w:ascii="Roboto Mono" w:hAnsi="Roboto Mono" w:eastAsia="Roboto Mono"/>
           <w:lang w:bidi="ar-EG"/>
         </w:rPr>
         <w:pict w14:anchorId="7581D79E">
@@ -4339,7 +4339,7 @@
       </w:pPr>
       <w:r>
         <w:rPr>
-          <w:rFonts w:ascii="Roboto Mono" w:hAnsi="Roboto Mono"/>
+          <w:rFonts w:ascii="Roboto Mono" w:hAnsi="Roboto Mono" w:eastAsia="Roboto Mono"/>
           <w:b/>
           <w:bCs/>
           <w:lang w:bidi="ar-EG"/>
@@ -4419,14 +4419,14 @@
       </w:pPr>
       <w:r>
         <w:rPr>
-          <w:rFonts w:ascii="Roboto Mono" w:hAnsi="Roboto Mono"/>
+          <w:rFonts w:ascii="Roboto Mono" w:hAnsi="Roboto Mono" w:eastAsia="Roboto Mono"/>
           <w:lang w:bidi="ar-EG"/>
         </w:rPr>
         <w:t>CREATE TABLE Users (</w:t>
       </w:r>
       <w:r>
         <w:rPr>
-          <w:rFonts w:ascii="Roboto Mono" w:hAnsi="Roboto Mono"/>
+          <w:rFonts w:ascii="Roboto Mono" w:hAnsi="Roboto Mono" w:eastAsia="Roboto Mono"/>
           <w:lang w:bidi="ar-EG"/>
         </w:rPr>
         <w:br/>
@@ -4434,7 +4434,7 @@
       </w:r>
       <w:r>
         <w:rPr>
-          <w:rFonts w:ascii="Roboto Mono" w:hAnsi="Roboto Mono"/>
+          <w:rFonts w:ascii="Roboto Mono" w:hAnsi="Roboto Mono" w:eastAsia="Roboto Mono"/>
           <w:lang w:bidi="ar-EG"/>
         </w:rPr>
         <w:br/>
@@ -4450,7 +4450,7 @@
       </w:pPr>
       <w:r>
         <w:rPr>
-          <w:rFonts w:ascii="Roboto Mono" w:hAnsi="Roboto Mono"/>
+          <w:rFonts w:ascii="Roboto Mono" w:hAnsi="Roboto Mono" w:eastAsia="Roboto Mono"/>
           <w:lang w:bidi="ar-EG"/>
         </w:rPr>
         <w:pict w14:anchorId="1139C4B5">
@@ -4493,7 +4493,7 @@
       </w:pPr>
       <w:r>
         <w:rPr>
-          <w:rFonts w:ascii="Arial" w:hAnsi="Arial" w:cs="Arial"/>
+          <w:rFonts w:ascii="Arial" w:hAnsi="Arial" w:cs="Arial" w:eastAsia="Arial"/>
           <w:b/>
           <w:color w:val="000000"/>
           <w:sz w:val="18"/>
@@ -4503,7 +4503,7 @@
       </w:r>
       <w:r>
         <w:rPr>
-          <w:rFonts w:ascii="Arial" w:hAnsi="Arial" w:cs="Arial"/>
+          <w:rFonts w:ascii="Arial" w:hAnsi="Arial" w:cs="Arial" w:eastAsia="Arial"/>
           <w:color w:val="000000"/>
           <w:sz w:val="18"/>
           <w:highlight w:val="lightGray"/>
@@ -4512,7 +4512,7 @@
       </w:r>
       <w:r>
         <w:rPr>
-          <w:rFonts w:ascii="Arial" w:hAnsi="Arial" w:cs="Arial"/>
+          <w:rFonts w:ascii="Arial" w:hAnsi="Arial" w:cs="Arial" w:eastAsia="Arial"/>
           <w:b/>
           <w:color w:val="000000"/>
           <w:sz w:val="18"/>
@@ -4522,7 +4522,7 @@
       </w:r>
       <w:r>
         <w:rPr>
-          <w:rFonts w:ascii="Arial" w:hAnsi="Arial" w:cs="Arial"/>
+          <w:rFonts w:ascii="Arial" w:hAnsi="Arial" w:cs="Arial" w:eastAsia="Arial"/>
           <w:color w:val="000000"/>
           <w:sz w:val="18"/>
           <w:highlight w:val="lightGray"/>
@@ -4531,7 +4531,7 @@
       </w:r>
       <w:r>
         <w:rPr>
-          <w:rFonts w:ascii="Arial" w:hAnsi="Arial" w:cs="Arial"/>
+          <w:rFonts w:ascii="Arial" w:hAnsi="Arial" w:cs="Arial" w:eastAsia="Arial"/>
           <w:b/>
           <w:color w:val="000000"/>
           <w:sz w:val="18"/>
@@ -4541,7 +4541,7 @@
       </w:r>
       <w:r>
         <w:rPr>
-          <w:rFonts w:ascii="Arial" w:hAnsi="Arial" w:cs="Arial"/>
+          <w:rFonts w:ascii="Arial" w:hAnsi="Arial" w:cs="Arial" w:eastAsia="Arial"/>
           <w:color w:val="000000"/>
           <w:sz w:val="18"/>
           <w:highlight w:val="lightGray"/>
@@ -4560,7 +4560,7 @@
       </w:pPr>
       <w:r>
         <w:rPr>
-          <w:rFonts w:ascii="Segoe UI Emoji" w:hAnsi="Segoe UI Emoji" w:cs="Segoe UI Emoji"/>
+          <w:rFonts w:ascii="Roboto Mono" w:hAnsi="Roboto Mono" w:cs="Segoe UI Emoji" w:eastAsia="Roboto Mono"/>
           <w:b/>
           <w:bCs/>
           <w:lang w:bidi="ar-EG"/>
@@ -4569,7 +4569,7 @@
       </w:r>
       <w:r>
         <w:rPr>
-          <w:rFonts w:ascii="Roboto Mono" w:hAnsi="Roboto Mono"/>
+          <w:rFonts w:ascii="Roboto Mono" w:hAnsi="Roboto Mono" w:eastAsia="Roboto Mono"/>
           <w:b/>
           <w:bCs/>
           <w:lang w:bidi="ar-EG"/>
@@ -4586,7 +4586,7 @@
       </w:pPr>
       <w:r>
         <w:rPr>
-          <w:rFonts w:ascii="Roboto Mono" w:hAnsi="Roboto Mono"/>
+          <w:rFonts w:ascii="Roboto Mono" w:hAnsi="Roboto Mono" w:eastAsia="Roboto Mono"/>
           <w:lang w:bidi="ar-EG"/>
         </w:rPr>
         <w:t>Provides a default value if none is supplied.</w:t>
@@ -4601,7 +4601,7 @@
       </w:pPr>
       <w:r>
         <w:rPr>
-          <w:rFonts w:ascii="Roboto Mono" w:hAnsi="Roboto Mono"/>
+          <w:rFonts w:ascii="Roboto Mono" w:hAnsi="Roboto Mono" w:eastAsia="Roboto Mono"/>
           <w:lang w:bidi="ar-EG"/>
         </w:rPr>
         <w:pict w14:anchorId="703C146A">
@@ -4620,7 +4620,7 @@
       </w:pPr>
       <w:r>
         <w:rPr>
-          <w:rFonts w:ascii="Roboto Mono" w:hAnsi="Roboto Mono"/>
+          <w:rFonts w:ascii="Roboto Mono" w:hAnsi="Roboto Mono" w:eastAsia="Roboto Mono"/>
           <w:b/>
           <w:bCs/>
           <w:lang w:bidi="ar-EG"/>
@@ -4637,7 +4637,7 @@
       </w:pPr>
       <w:r>
         <w:rPr>
-          <w:rFonts w:ascii="Roboto Mono" w:hAnsi="Roboto Mono"/>
+          <w:rFonts w:ascii="Roboto Mono" w:hAnsi="Roboto Mono" w:eastAsia="Roboto Mono"/>
           <w:lang w:bidi="ar-EG"/>
         </w:rPr>
         <w:t>Status column defaults to:</w:t>
@@ -4713,7 +4713,7 @@
       </w:pPr>
       <w:r>
         <w:rPr>
-          <w:rFonts w:ascii="Roboto Mono" w:hAnsi="Roboto Mono"/>
+          <w:rFonts w:ascii="Roboto Mono" w:hAnsi="Roboto Mono" w:eastAsia="Roboto Mono"/>
           <w:lang w:bidi="ar-EG"/>
         </w:rPr>
         <w:t>Active</w:t>
@@ -4728,7 +4728,7 @@
       </w:pPr>
       <w:r>
         <w:rPr>
-          <w:rFonts w:ascii="Roboto Mono" w:hAnsi="Roboto Mono"/>
+          <w:rFonts w:ascii="Roboto Mono" w:hAnsi="Roboto Mono" w:eastAsia="Roboto Mono"/>
           <w:lang w:bidi="ar-EG"/>
         </w:rPr>
         <w:pict w14:anchorId="4BE81D58">
@@ -4747,7 +4747,7 @@
       </w:pPr>
       <w:r>
         <w:rPr>
-          <w:rFonts w:ascii="Roboto Mono" w:hAnsi="Roboto Mono"/>
+          <w:rFonts w:ascii="Roboto Mono" w:hAnsi="Roboto Mono" w:eastAsia="Roboto Mono"/>
           <w:b/>
           <w:bCs/>
           <w:lang w:bidi="ar-EG"/>
@@ -4827,14 +4827,14 @@
       </w:pPr>
       <w:r>
         <w:rPr>
-          <w:rFonts w:ascii="Roboto Mono" w:hAnsi="Roboto Mono"/>
+          <w:rFonts w:ascii="Roboto Mono" w:hAnsi="Roboto Mono" w:eastAsia="Roboto Mono"/>
           <w:lang w:bidi="ar-EG"/>
         </w:rPr>
         <w:t>CREATE TABLE Users (</w:t>
       </w:r>
       <w:r>
         <w:rPr>
-          <w:rFonts w:ascii="Roboto Mono" w:hAnsi="Roboto Mono"/>
+          <w:rFonts w:ascii="Roboto Mono" w:hAnsi="Roboto Mono" w:eastAsia="Roboto Mono"/>
           <w:lang w:bidi="ar-EG"/>
         </w:rPr>
         <w:br/>
@@ -4842,7 +4842,7 @@
       </w:r>
       <w:r>
         <w:rPr>
-          <w:rFonts w:ascii="Roboto Mono" w:hAnsi="Roboto Mono"/>
+          <w:rFonts w:ascii="Roboto Mono" w:hAnsi="Roboto Mono" w:eastAsia="Roboto Mono"/>
           <w:lang w:bidi="ar-EG"/>
         </w:rPr>
         <w:br/>
@@ -4850,7 +4850,7 @@
       </w:r>
       <w:r>
         <w:rPr>
-          <w:rFonts w:ascii="Roboto Mono" w:hAnsi="Roboto Mono"/>
+          <w:rFonts w:ascii="Roboto Mono" w:hAnsi="Roboto Mono" w:eastAsia="Roboto Mono"/>
           <w:lang w:bidi="ar-EG"/>
         </w:rPr>
         <w:br/>
@@ -4866,7 +4866,7 @@
       </w:pPr>
       <w:r>
         <w:rPr>
-          <w:rFonts w:ascii="Roboto Mono" w:hAnsi="Roboto Mono"/>
+          <w:rFonts w:ascii="Roboto Mono" w:hAnsi="Roboto Mono" w:eastAsia="Roboto Mono"/>
           <w:lang w:bidi="ar-EG"/>
         </w:rPr>
         <w:pict w14:anchorId="22BA961B">
@@ -4885,7 +4885,7 @@
       </w:pPr>
       <w:r>
         <w:rPr>
-          <w:rFonts w:ascii="Roboto Mono" w:hAnsi="Roboto Mono"/>
+          <w:rFonts w:ascii="Roboto Mono" w:hAnsi="Roboto Mono" w:eastAsia="Roboto Mono"/>
           <w:b/>
           <w:bCs/>
           <w:lang w:bidi="ar-EG"/>
@@ -4902,7 +4902,7 @@
       </w:pPr>
       <w:r>
         <w:rPr>
-          <w:rFonts w:ascii="Roboto Mono" w:hAnsi="Roboto Mono"/>
+          <w:rFonts w:ascii="Roboto Mono" w:hAnsi="Roboto Mono" w:eastAsia="Roboto Mono"/>
           <w:lang w:bidi="ar-EG"/>
         </w:rPr>
         <w:t>If no value is provided:</w:t>
@@ -5102,7 +5102,7 @@
       </w:pPr>
       <w:r>
         <w:rPr>
-          <w:rFonts w:ascii="Roboto Mono" w:hAnsi="Roboto Mono"/>
+          <w:rFonts w:ascii="Roboto Mono" w:hAnsi="Roboto Mono" w:eastAsia="Roboto Mono"/>
           <w:lang w:bidi="ar-EG"/>
         </w:rPr>
         <w:pict w14:anchorId="6B1D5B2E">
@@ -5140,7 +5140,7 @@
       </w:pPr>
       <w:r>
         <w:rPr>
-          <w:rFonts w:ascii="Arial" w:hAnsi="Arial" w:cs="Arial"/>
+          <w:rFonts w:ascii="Arial" w:hAnsi="Arial" w:cs="Arial" w:eastAsia="Arial"/>
           <w:b/>
           <w:color w:val="000000"/>
           <w:sz w:val="18"/>
@@ -5150,7 +5150,7 @@
       </w:r>
       <w:r>
         <w:rPr>
-          <w:rFonts w:ascii="Arial" w:hAnsi="Arial" w:cs="Arial"/>
+          <w:rFonts w:ascii="Arial" w:hAnsi="Arial" w:cs="Arial" w:eastAsia="Arial"/>
           <w:color w:val="000000"/>
           <w:sz w:val="18"/>
           <w:highlight w:val="lightGray"/>
@@ -5159,7 +5159,7 @@
       </w:r>
       <w:r>
         <w:rPr>
-          <w:rFonts w:ascii="Arial" w:hAnsi="Arial" w:cs="Arial"/>
+          <w:rFonts w:ascii="Arial" w:hAnsi="Arial" w:cs="Arial" w:eastAsia="Arial"/>
           <w:b/>
           <w:color w:val="000000"/>
           <w:sz w:val="18"/>
@@ -5169,7 +5169,7 @@
       </w:r>
       <w:r>
         <w:rPr>
-          <w:rFonts w:ascii="Arial" w:hAnsi="Arial" w:cs="Arial"/>
+          <w:rFonts w:ascii="Arial" w:hAnsi="Arial" w:cs="Arial" w:eastAsia="Arial"/>
           <w:color w:val="000000"/>
           <w:sz w:val="18"/>
           <w:highlight w:val="lightGray"/>
@@ -5178,7 +5178,7 @@
       </w:r>
       <w:r>
         <w:rPr>
-          <w:rFonts w:ascii="Arial" w:hAnsi="Arial" w:cs="Arial"/>
+          <w:rFonts w:ascii="Arial" w:hAnsi="Arial" w:cs="Arial" w:eastAsia="Arial"/>
           <w:b/>
           <w:color w:val="000000"/>
           <w:sz w:val="18"/>
@@ -5188,7 +5188,7 @@
       </w:r>
       <w:r>
         <w:rPr>
-          <w:rFonts w:ascii="Arial" w:hAnsi="Arial" w:cs="Arial"/>
+          <w:rFonts w:ascii="Arial" w:hAnsi="Arial" w:cs="Arial" w:eastAsia="Arial"/>
           <w:color w:val="000000"/>
           <w:sz w:val="18"/>
           <w:highlight w:val="lightGray"/>
@@ -5634,7 +5634,7 @@
       </w:pPr>
       <w:r>
         <w:rPr>
-          <w:rFonts w:ascii="Roboto Mono" w:hAnsi="Roboto Mono"/>
+          <w:rFonts w:ascii="Roboto Mono" w:hAnsi="Roboto Mono" w:eastAsia="Roboto Mono"/>
           <w:lang w:bidi="ar-EG"/>
         </w:rPr>
         <w:pict w14:anchorId="603FD797">
@@ -5672,7 +5672,7 @@
       </w:pPr>
       <w:r>
         <w:rPr>
-          <w:rFonts w:ascii="Arial" w:hAnsi="Arial" w:cs="Arial"/>
+          <w:rFonts w:ascii="Arial" w:hAnsi="Arial" w:cs="Arial" w:eastAsia="Arial"/>
           <w:b/>
           <w:color w:val="000000"/>
           <w:sz w:val="18"/>
@@ -5682,7 +5682,7 @@
       </w:r>
       <w:r>
         <w:rPr>
-          <w:rFonts w:ascii="Arial" w:hAnsi="Arial" w:cs="Arial"/>
+          <w:rFonts w:ascii="Arial" w:hAnsi="Arial" w:cs="Arial" w:eastAsia="Arial"/>
           <w:color w:val="000000"/>
           <w:sz w:val="18"/>
           <w:highlight w:val="lightGray"/>
@@ -5691,7 +5691,7 @@
       </w:r>
       <w:r>
         <w:rPr>
-          <w:rFonts w:ascii="Arial" w:hAnsi="Arial" w:cs="Arial"/>
+          <w:rFonts w:ascii="Arial" w:hAnsi="Arial" w:cs="Arial" w:eastAsia="Arial"/>
           <w:b/>
           <w:color w:val="000000"/>
           <w:sz w:val="18"/>
@@ -5701,7 +5701,7 @@
       </w:r>
       <w:r>
         <w:rPr>
-          <w:rFonts w:ascii="Arial" w:hAnsi="Arial" w:cs="Arial"/>
+          <w:rFonts w:ascii="Arial" w:hAnsi="Arial" w:cs="Arial" w:eastAsia="Arial"/>
           <w:color w:val="000000"/>
           <w:sz w:val="18"/>
           <w:highlight w:val="lightGray"/>
@@ -5710,7 +5710,7 @@
       </w:r>
       <w:r>
         <w:rPr>
-          <w:rFonts w:ascii="Arial" w:hAnsi="Arial" w:cs="Arial"/>
+          <w:rFonts w:ascii="Arial" w:hAnsi="Arial" w:cs="Arial" w:eastAsia="Arial"/>
           <w:b/>
           <w:color w:val="000000"/>
           <w:sz w:val="18"/>
@@ -5720,7 +5720,7 @@
       </w:r>
       <w:r>
         <w:rPr>
-          <w:rFonts w:ascii="Arial" w:hAnsi="Arial" w:cs="Arial"/>
+          <w:rFonts w:ascii="Arial" w:hAnsi="Arial" w:cs="Arial" w:eastAsia="Arial"/>
           <w:color w:val="000000"/>
           <w:sz w:val="18"/>
           <w:highlight w:val="lightGray"/>
@@ -5797,14 +5797,14 @@
       </w:pPr>
       <w:r>
         <w:rPr>
-          <w:rFonts w:ascii="Roboto Mono" w:hAnsi="Roboto Mono"/>
+          <w:rFonts w:ascii="Roboto Mono" w:hAnsi="Roboto Mono" w:eastAsia="Roboto Mono"/>
           <w:lang w:bidi="ar-EG"/>
         </w:rPr>
         <w:t>CREATE TABLE Customers (</w:t>
       </w:r>
       <w:r>
         <w:rPr>
-          <w:rFonts w:ascii="Roboto Mono" w:hAnsi="Roboto Mono"/>
+          <w:rFonts w:ascii="Roboto Mono" w:hAnsi="Roboto Mono" w:eastAsia="Roboto Mono"/>
           <w:lang w:bidi="ar-EG"/>
         </w:rPr>
         <w:br/>
@@ -5812,7 +5812,7 @@
       </w:r>
       <w:r>
         <w:rPr>
-          <w:rFonts w:ascii="Roboto Mono" w:hAnsi="Roboto Mono"/>
+          <w:rFonts w:ascii="Roboto Mono" w:hAnsi="Roboto Mono" w:eastAsia="Roboto Mono"/>
           <w:lang w:bidi="ar-EG"/>
         </w:rPr>
         <w:br/>
@@ -5820,7 +5820,7 @@
       </w:r>
       <w:r>
         <w:rPr>
-          <w:rFonts w:ascii="Roboto Mono" w:hAnsi="Roboto Mono"/>
+          <w:rFonts w:ascii="Roboto Mono" w:hAnsi="Roboto Mono" w:eastAsia="Roboto Mono"/>
           <w:lang w:bidi="ar-EG"/>
         </w:rPr>
         <w:br/>
@@ -5828,7 +5828,7 @@
       </w:r>
       <w:r>
         <w:rPr>
-          <w:rFonts w:ascii="Roboto Mono" w:hAnsi="Roboto Mono"/>
+          <w:rFonts w:ascii="Roboto Mono" w:hAnsi="Roboto Mono" w:eastAsia="Roboto Mono"/>
           <w:lang w:bidi="ar-EG"/>
         </w:rPr>
         <w:br/>
@@ -5836,7 +5836,7 @@
       </w:r>
       <w:r>
         <w:rPr>
-          <w:rFonts w:ascii="Roboto Mono" w:hAnsi="Roboto Mono"/>
+          <w:rFonts w:ascii="Roboto Mono" w:hAnsi="Roboto Mono" w:eastAsia="Roboto Mono"/>
           <w:lang w:bidi="ar-EG"/>
         </w:rPr>
         <w:br/>
@@ -5844,7 +5844,7 @@
       </w:r>
       <w:r>
         <w:rPr>
-          <w:rFonts w:ascii="Roboto Mono" w:hAnsi="Roboto Mono"/>
+          <w:rFonts w:ascii="Roboto Mono" w:hAnsi="Roboto Mono" w:eastAsia="Roboto Mono"/>
           <w:lang w:bidi="ar-EG"/>
         </w:rPr>
         <w:br/>
@@ -5860,7 +5860,7 @@
       </w:pPr>
       <w:r>
         <w:rPr>
-          <w:rFonts w:ascii="Roboto Mono" w:hAnsi="Roboto Mono"/>
+          <w:rFonts w:ascii="Roboto Mono" w:hAnsi="Roboto Mono" w:eastAsia="Roboto Mono"/>
           <w:lang w:bidi="ar-EG"/>
         </w:rPr>
         <w:pict w14:anchorId="0C3E9AA5">
@@ -5897,7 +5897,7 @@
       </w:pPr>
       <w:r>
         <w:rPr>
-          <w:rFonts w:ascii="Arial" w:hAnsi="Arial" w:cs="Arial"/>
+          <w:rFonts w:ascii="Arial" w:hAnsi="Arial" w:cs="Arial" w:eastAsia="Arial"/>
           <w:b/>
           <w:color w:val="000000"/>
           <w:sz w:val="18"/>
@@ -5907,7 +5907,7 @@
       </w:r>
       <w:r>
         <w:rPr>
-          <w:rFonts w:ascii="Arial" w:hAnsi="Arial" w:cs="Arial"/>
+          <w:rFonts w:ascii="Arial" w:hAnsi="Arial" w:cs="Arial" w:eastAsia="Arial"/>
           <w:color w:val="000000"/>
           <w:sz w:val="18"/>
           <w:highlight w:val="lightGray"/>
@@ -5916,7 +5916,7 @@
       </w:r>
       <w:r>
         <w:rPr>
-          <w:rFonts w:ascii="Arial" w:hAnsi="Arial" w:cs="Arial"/>
+          <w:rFonts w:ascii="Arial" w:hAnsi="Arial" w:cs="Arial" w:eastAsia="Arial"/>
           <w:b/>
           <w:color w:val="000000"/>
           <w:sz w:val="18"/>
@@ -5926,7 +5926,7 @@
       </w:r>
       <w:r>
         <w:rPr>
-          <w:rFonts w:ascii="Arial" w:hAnsi="Arial" w:cs="Arial"/>
+          <w:rFonts w:ascii="Arial" w:hAnsi="Arial" w:cs="Arial" w:eastAsia="Arial"/>
           <w:color w:val="000000"/>
           <w:sz w:val="18"/>
           <w:highlight w:val="lightGray"/>
@@ -5935,7 +5935,7 @@
       </w:r>
       <w:r>
         <w:rPr>
-          <w:rFonts w:ascii="Arial" w:hAnsi="Arial" w:cs="Arial"/>
+          <w:rFonts w:ascii="Arial" w:hAnsi="Arial" w:cs="Arial" w:eastAsia="Arial"/>
           <w:b/>
           <w:color w:val="000000"/>
           <w:sz w:val="18"/>
@@ -5945,7 +5945,7 @@
       </w:r>
       <w:r>
         <w:rPr>
-          <w:rFonts w:ascii="Arial" w:hAnsi="Arial" w:cs="Arial"/>
+          <w:rFonts w:ascii="Arial" w:hAnsi="Arial" w:cs="Arial" w:eastAsia="Arial"/>
           <w:color w:val="000000"/>
           <w:sz w:val="18"/>
           <w:highlight w:val="lightGray"/>
@@ -5964,7 +5964,7 @@
       </w:pPr>
       <w:r>
         <w:rPr>
-          <w:rFonts w:ascii="Roboto Mono" w:hAnsi="Roboto Mono"/>
+          <w:rFonts w:ascii="Roboto Mono" w:hAnsi="Roboto Mono" w:eastAsia="Roboto Mono"/>
           <w:b/>
           <w:bCs/>
           <w:lang w:bidi="ar-EG"/>
@@ -6044,14 +6044,14 @@
       </w:pPr>
       <w:r>
         <w:rPr>
-          <w:rFonts w:ascii="Roboto Mono" w:hAnsi="Roboto Mono"/>
+          <w:rFonts w:ascii="Roboto Mono" w:hAnsi="Roboto Mono" w:eastAsia="Roboto Mono"/>
           <w:lang w:bidi="ar-EG"/>
         </w:rPr>
         <w:t>Account Number</w:t>
       </w:r>
       <w:r>
         <w:rPr>
-          <w:rFonts w:ascii="Roboto Mono" w:hAnsi="Roboto Mono"/>
+          <w:rFonts w:ascii="Roboto Mono" w:hAnsi="Roboto Mono" w:eastAsia="Roboto Mono"/>
           <w:lang w:bidi="ar-EG"/>
         </w:rPr>
         <w:br/>
@@ -6059,14 +6059,14 @@
       </w:r>
       <w:r>
         <w:rPr>
-          <w:rFonts w:ascii="Arial" w:hAnsi="Arial" w:cs="Arial"/>
+          <w:rFonts w:ascii="Roboto Mono" w:hAnsi="Roboto Mono" w:cs="Arial" w:eastAsia="Roboto Mono"/>
           <w:lang w:bidi="ar-EG"/>
         </w:rPr>
         <w:t>↓</w:t>
       </w:r>
       <w:r>
         <w:rPr>
-          <w:rFonts w:ascii="Roboto Mono" w:hAnsi="Roboto Mono"/>
+          <w:rFonts w:ascii="Roboto Mono" w:hAnsi="Roboto Mono" w:eastAsia="Roboto Mono"/>
           <w:lang w:bidi="ar-EG"/>
         </w:rPr>
         <w:br/>
@@ -6082,7 +6082,7 @@
       </w:pPr>
       <w:r>
         <w:rPr>
-          <w:rFonts w:ascii="Roboto Mono" w:hAnsi="Roboto Mono"/>
+          <w:rFonts w:ascii="Roboto Mono" w:hAnsi="Roboto Mono" w:eastAsia="Roboto Mono"/>
           <w:lang w:bidi="ar-EG"/>
         </w:rPr>
         <w:pict w14:anchorId="58BF56CD">
@@ -6101,7 +6101,7 @@
       </w:pPr>
       <w:r>
         <w:rPr>
-          <w:rFonts w:ascii="Roboto Mono" w:hAnsi="Roboto Mono"/>
+          <w:rFonts w:ascii="Roboto Mono" w:hAnsi="Roboto Mono" w:eastAsia="Roboto Mono"/>
           <w:b/>
           <w:bCs/>
           <w:lang w:bidi="ar-EG"/>
@@ -6181,14 +6181,14 @@
       </w:pPr>
       <w:r>
         <w:rPr>
-          <w:rFonts w:ascii="Roboto Mono" w:hAnsi="Roboto Mono"/>
+          <w:rFonts w:ascii="Roboto Mono" w:hAnsi="Roboto Mono" w:eastAsia="Roboto Mono"/>
           <w:lang w:bidi="ar-EG"/>
         </w:rPr>
         <w:t>Order</w:t>
       </w:r>
       <w:r>
         <w:rPr>
-          <w:rFonts w:ascii="Roboto Mono" w:hAnsi="Roboto Mono"/>
+          <w:rFonts w:ascii="Roboto Mono" w:hAnsi="Roboto Mono" w:eastAsia="Roboto Mono"/>
           <w:lang w:bidi="ar-EG"/>
         </w:rPr>
         <w:br/>
@@ -6196,14 +6196,14 @@
       </w:r>
       <w:r>
         <w:rPr>
-          <w:rFonts w:ascii="Arial" w:hAnsi="Arial" w:cs="Arial"/>
+          <w:rFonts w:ascii="Roboto Mono" w:hAnsi="Roboto Mono" w:cs="Arial" w:eastAsia="Roboto Mono"/>
           <w:lang w:bidi="ar-EG"/>
         </w:rPr>
         <w:t>↓</w:t>
       </w:r>
       <w:r>
         <w:rPr>
-          <w:rFonts w:ascii="Roboto Mono" w:hAnsi="Roboto Mono"/>
+          <w:rFonts w:ascii="Roboto Mono" w:hAnsi="Roboto Mono" w:eastAsia="Roboto Mono"/>
           <w:lang w:bidi="ar-EG"/>
         </w:rPr>
         <w:br/>
@@ -6219,7 +6219,7 @@
       </w:pPr>
       <w:r>
         <w:rPr>
-          <w:rFonts w:ascii="Roboto Mono" w:hAnsi="Roboto Mono"/>
+          <w:rFonts w:ascii="Roboto Mono" w:hAnsi="Roboto Mono" w:eastAsia="Roboto Mono"/>
           <w:lang w:bidi="ar-EG"/>
         </w:rPr>
         <w:t>(Foreign Key)</w:t>
@@ -6234,7 +6234,7 @@
       </w:pPr>
       <w:r>
         <w:rPr>
-          <w:rFonts w:ascii="Roboto Mono" w:hAnsi="Roboto Mono"/>
+          <w:rFonts w:ascii="Roboto Mono" w:hAnsi="Roboto Mono" w:eastAsia="Roboto Mono"/>
           <w:lang w:bidi="ar-EG"/>
         </w:rPr>
         <w:pict w14:anchorId="3F71CC6A">
@@ -6253,7 +6253,7 @@
       </w:pPr>
       <w:r>
         <w:rPr>
-          <w:rFonts w:ascii="Roboto Mono" w:hAnsi="Roboto Mono"/>
+          <w:rFonts w:ascii="Roboto Mono" w:hAnsi="Roboto Mono" w:eastAsia="Roboto Mono"/>
           <w:b/>
           <w:bCs/>
           <w:lang w:bidi="ar-EG"/>
@@ -6333,14 +6333,14 @@
       </w:pPr>
       <w:r>
         <w:rPr>
-          <w:rFonts w:ascii="Roboto Mono" w:hAnsi="Roboto Mono"/>
+          <w:rFonts w:ascii="Roboto Mono" w:hAnsi="Roboto Mono" w:eastAsia="Roboto Mono"/>
           <w:lang w:bidi="ar-EG"/>
         </w:rPr>
         <w:t>Student Age</w:t>
       </w:r>
       <w:r>
         <w:rPr>
-          <w:rFonts w:ascii="Roboto Mono" w:hAnsi="Roboto Mono"/>
+          <w:rFonts w:ascii="Roboto Mono" w:hAnsi="Roboto Mono" w:eastAsia="Roboto Mono"/>
           <w:lang w:bidi="ar-EG"/>
         </w:rPr>
         <w:br/>
@@ -6348,14 +6348,14 @@
       </w:r>
       <w:r>
         <w:rPr>
-          <w:rFonts w:ascii="Arial" w:hAnsi="Arial" w:cs="Arial"/>
+          <w:rFonts w:ascii="Roboto Mono" w:hAnsi="Roboto Mono" w:cs="Arial" w:eastAsia="Roboto Mono"/>
           <w:lang w:bidi="ar-EG"/>
         </w:rPr>
         <w:t>↓</w:t>
       </w:r>
       <w:r>
         <w:rPr>
-          <w:rFonts w:ascii="Roboto Mono" w:hAnsi="Roboto Mono"/>
+          <w:rFonts w:ascii="Roboto Mono" w:hAnsi="Roboto Mono" w:eastAsia="Roboto Mono"/>
           <w:lang w:bidi="ar-EG"/>
         </w:rPr>
         <w:br/>
@@ -6371,7 +6371,7 @@
       </w:pPr>
       <w:r>
         <w:rPr>
-          <w:rFonts w:ascii="Roboto Mono" w:hAnsi="Roboto Mono"/>
+          <w:rFonts w:ascii="Roboto Mono" w:hAnsi="Roboto Mono" w:eastAsia="Roboto Mono"/>
           <w:lang w:bidi="ar-EG"/>
         </w:rPr>
         <w:t>(CHECK)</w:t>
@@ -6386,7 +6386,7 @@
       </w:pPr>
       <w:r>
         <w:rPr>
-          <w:rFonts w:ascii="Roboto Mono" w:hAnsi="Roboto Mono"/>
+          <w:rFonts w:ascii="Roboto Mono" w:hAnsi="Roboto Mono" w:eastAsia="Roboto Mono"/>
           <w:lang w:bidi="ar-EG"/>
         </w:rPr>
         <w:pict w14:anchorId="0BBBE576">
@@ -6405,7 +6405,7 @@
       </w:pPr>
       <w:r>
         <w:rPr>
-          <w:rFonts w:ascii="Roboto Mono" w:hAnsi="Roboto Mono"/>
+          <w:rFonts w:ascii="Roboto Mono" w:hAnsi="Roboto Mono" w:eastAsia="Roboto Mono"/>
           <w:b/>
           <w:bCs/>
           <w:lang w:bidi="ar-EG"/>
@@ -6485,14 +6485,14 @@
       </w:pPr>
       <w:r>
         <w:rPr>
-          <w:rFonts w:ascii="Roboto Mono" w:hAnsi="Roboto Mono"/>
+          <w:rFonts w:ascii="Roboto Mono" w:hAnsi="Roboto Mono" w:eastAsia="Roboto Mono"/>
           <w:lang w:bidi="ar-EG"/>
         </w:rPr>
         <w:t>Email</w:t>
       </w:r>
       <w:r>
         <w:rPr>
-          <w:rFonts w:ascii="Roboto Mono" w:hAnsi="Roboto Mono"/>
+          <w:rFonts w:ascii="Roboto Mono" w:hAnsi="Roboto Mono" w:eastAsia="Roboto Mono"/>
           <w:lang w:bidi="ar-EG"/>
         </w:rPr>
         <w:br/>
@@ -6500,14 +6500,14 @@
       </w:r>
       <w:r>
         <w:rPr>
-          <w:rFonts w:ascii="Arial" w:hAnsi="Arial" w:cs="Arial"/>
+          <w:rFonts w:ascii="Roboto Mono" w:hAnsi="Roboto Mono" w:cs="Arial" w:eastAsia="Roboto Mono"/>
           <w:lang w:bidi="ar-EG"/>
         </w:rPr>
         <w:t>↓</w:t>
       </w:r>
       <w:r>
         <w:rPr>
-          <w:rFonts w:ascii="Roboto Mono" w:hAnsi="Roboto Mono"/>
+          <w:rFonts w:ascii="Roboto Mono" w:hAnsi="Roboto Mono" w:eastAsia="Roboto Mono"/>
           <w:lang w:bidi="ar-EG"/>
         </w:rPr>
         <w:br/>
@@ -6523,7 +6523,7 @@
       </w:pPr>
       <w:r>
         <w:rPr>
-          <w:rFonts w:ascii="Roboto Mono" w:hAnsi="Roboto Mono"/>
+          <w:rFonts w:ascii="Roboto Mono" w:hAnsi="Roboto Mono" w:eastAsia="Roboto Mono"/>
           <w:lang w:bidi="ar-EG"/>
         </w:rPr>
         <w:t>(UNIQUE)</w:t>
@@ -6538,7 +6538,7 @@
       </w:pPr>
       <w:r>
         <w:rPr>
-          <w:rFonts w:ascii="Roboto Mono" w:hAnsi="Roboto Mono"/>
+          <w:rFonts w:ascii="Roboto Mono" w:hAnsi="Roboto Mono" w:eastAsia="Roboto Mono"/>
           <w:lang w:bidi="ar-EG"/>
         </w:rPr>
         <w:pict w14:anchorId="425EA95F">
@@ -6575,7 +6575,7 @@
       </w:pPr>
       <w:r>
         <w:rPr>
-          <w:rFonts w:ascii="Arial" w:hAnsi="Arial" w:cs="Arial"/>
+          <w:rFonts w:ascii="Arial" w:hAnsi="Arial" w:cs="Arial" w:eastAsia="Arial"/>
           <w:b/>
           <w:color w:val="000000"/>
           <w:sz w:val="18"/>
@@ -6585,7 +6585,7 @@
       </w:r>
       <w:r>
         <w:rPr>
-          <w:rFonts w:ascii="Arial" w:hAnsi="Arial" w:cs="Arial"/>
+          <w:rFonts w:ascii="Arial" w:hAnsi="Arial" w:cs="Arial" w:eastAsia="Arial"/>
           <w:color w:val="000000"/>
           <w:sz w:val="18"/>
           <w:highlight w:val="lightGray"/>
@@ -6594,7 +6594,7 @@
       </w:r>
       <w:r>
         <w:rPr>
-          <w:rFonts w:ascii="Arial" w:hAnsi="Arial" w:cs="Arial"/>
+          <w:rFonts w:ascii="Arial" w:hAnsi="Arial" w:cs="Arial" w:eastAsia="Arial"/>
           <w:b/>
           <w:color w:val="000000"/>
           <w:sz w:val="18"/>
@@ -6604,7 +6604,7 @@
       </w:r>
       <w:r>
         <w:rPr>
-          <w:rFonts w:ascii="Arial" w:hAnsi="Arial" w:cs="Arial"/>
+          <w:rFonts w:ascii="Arial" w:hAnsi="Arial" w:cs="Arial" w:eastAsia="Arial"/>
           <w:color w:val="000000"/>
           <w:sz w:val="18"/>
           <w:highlight w:val="lightGray"/>
@@ -6613,7 +6613,7 @@
       </w:r>
       <w:r>
         <w:rPr>
-          <w:rFonts w:ascii="Arial" w:hAnsi="Arial" w:cs="Arial"/>
+          <w:rFonts w:ascii="Arial" w:hAnsi="Arial" w:cs="Arial" w:eastAsia="Arial"/>
           <w:b/>
           <w:color w:val="000000"/>
           <w:sz w:val="18"/>
@@ -6623,7 +6623,7 @@
       </w:r>
       <w:r>
         <w:rPr>
-          <w:rFonts w:ascii="Arial" w:hAnsi="Arial" w:cs="Arial"/>
+          <w:rFonts w:ascii="Arial" w:hAnsi="Arial" w:cs="Arial" w:eastAsia="Arial"/>
           <w:color w:val="000000"/>
           <w:sz w:val="18"/>
           <w:highlight w:val="lightGray"/>
@@ -6642,7 +6642,7 @@
       </w:pPr>
       <w:r>
         <w:rPr>
-          <w:rFonts w:ascii="Roboto Mono" w:hAnsi="Roboto Mono"/>
+          <w:rFonts w:ascii="Roboto Mono" w:hAnsi="Roboto Mono" w:eastAsia="Roboto Mono"/>
           <w:b/>
           <w:bCs/>
           <w:lang w:bidi="ar-EG"/>
@@ -6722,7 +6722,7 @@
       </w:pPr>
       <w:r>
         <w:rPr>
-          <w:rFonts w:ascii="Roboto Mono" w:hAnsi="Roboto Mono"/>
+          <w:rFonts w:ascii="Roboto Mono" w:hAnsi="Roboto Mono" w:eastAsia="Roboto Mono"/>
           <w:lang w:bidi="ar-EG"/>
         </w:rPr>
         <w:t>Customer places Order</w:t>
@@ -6737,7 +6737,7 @@
       </w:pPr>
       <w:r>
         <w:rPr>
-          <w:rFonts w:ascii="Roboto Mono" w:hAnsi="Roboto Mono"/>
+          <w:rFonts w:ascii="Roboto Mono" w:hAnsi="Roboto Mono" w:eastAsia="Roboto Mono"/>
           <w:lang w:bidi="ar-EG"/>
         </w:rPr>
         <w:t>Describes how entities are connected.</w:t>
@@ -6752,7 +6752,7 @@
       </w:pPr>
       <w:r>
         <w:rPr>
-          <w:rFonts w:ascii="Roboto Mono" w:hAnsi="Roboto Mono"/>
+          <w:rFonts w:ascii="Roboto Mono" w:hAnsi="Roboto Mono" w:eastAsia="Roboto Mono"/>
           <w:lang w:bidi="ar-EG"/>
         </w:rPr>
         <w:pict w14:anchorId="4494829E">
@@ -6771,7 +6771,7 @@
       </w:pPr>
       <w:r>
         <w:rPr>
-          <w:rFonts w:ascii="Roboto Mono" w:hAnsi="Roboto Mono"/>
+          <w:rFonts w:ascii="Roboto Mono" w:hAnsi="Roboto Mono" w:eastAsia="Roboto Mono"/>
           <w:b/>
           <w:bCs/>
           <w:lang w:bidi="ar-EG"/>
@@ -6851,14 +6851,14 @@
       </w:pPr>
       <w:r>
         <w:rPr>
-          <w:rFonts w:ascii="Roboto Mono" w:hAnsi="Roboto Mono"/>
+          <w:rFonts w:ascii="Roboto Mono" w:hAnsi="Roboto Mono" w:eastAsia="Roboto Mono"/>
           <w:lang w:bidi="ar-EG"/>
         </w:rPr>
         <w:t>Order.CustomerID</w:t>
       </w:r>
       <w:r>
         <w:rPr>
-          <w:rFonts w:ascii="Roboto Mono" w:hAnsi="Roboto Mono"/>
+          <w:rFonts w:ascii="Roboto Mono" w:hAnsi="Roboto Mono" w:eastAsia="Roboto Mono"/>
           <w:lang w:bidi="ar-EG"/>
         </w:rPr>
         <w:br/>
@@ -6874,7 +6874,7 @@
       </w:pPr>
       <w:r>
         <w:rPr>
-          <w:rFonts w:ascii="Roboto Mono" w:hAnsi="Roboto Mono"/>
+          <w:rFonts w:ascii="Roboto Mono" w:hAnsi="Roboto Mono" w:eastAsia="Roboto Mono"/>
           <w:lang w:bidi="ar-EG"/>
         </w:rPr>
         <w:t>Enforces a rule on that connection.</w:t>
@@ -6889,7 +6889,7 @@
       </w:pPr>
       <w:r>
         <w:rPr>
-          <w:rFonts w:ascii="Roboto Mono" w:hAnsi="Roboto Mono"/>
+          <w:rFonts w:ascii="Roboto Mono" w:hAnsi="Roboto Mono" w:eastAsia="Roboto Mono"/>
           <w:lang w:bidi="ar-EG"/>
         </w:rPr>
         <w:pict w14:anchorId="1063D0D3">
@@ -6926,7 +6926,7 @@
       </w:pPr>
       <w:r>
         <w:rPr>
-          <w:rFonts w:ascii="Arial" w:hAnsi="Arial" w:cs="Arial"/>
+          <w:rFonts w:ascii="Arial" w:hAnsi="Arial" w:cs="Arial" w:eastAsia="Arial"/>
           <w:b/>
           <w:color w:val="000000"/>
           <w:sz w:val="18"/>
@@ -6936,7 +6936,7 @@
       </w:r>
       <w:r>
         <w:rPr>
-          <w:rFonts w:ascii="Arial" w:hAnsi="Arial" w:cs="Arial"/>
+          <w:rFonts w:ascii="Arial" w:hAnsi="Arial" w:cs="Arial" w:eastAsia="Arial"/>
           <w:color w:val="000000"/>
           <w:sz w:val="18"/>
           <w:highlight w:val="lightGray"/>
@@ -6945,7 +6945,7 @@
       </w:r>
       <w:r>
         <w:rPr>
-          <w:rFonts w:ascii="Arial" w:hAnsi="Arial" w:cs="Arial"/>
+          <w:rFonts w:ascii="Arial" w:hAnsi="Arial" w:cs="Arial" w:eastAsia="Arial"/>
           <w:b/>
           <w:color w:val="000000"/>
           <w:sz w:val="18"/>
@@ -6955,7 +6955,7 @@
       </w:r>
       <w:r>
         <w:rPr>
-          <w:rFonts w:ascii="Arial" w:hAnsi="Arial" w:cs="Arial"/>
+          <w:rFonts w:ascii="Arial" w:hAnsi="Arial" w:cs="Arial" w:eastAsia="Arial"/>
           <w:color w:val="000000"/>
           <w:sz w:val="18"/>
           <w:highlight w:val="lightGray"/>
@@ -6964,7 +6964,7 @@
       </w:r>
       <w:r>
         <w:rPr>
-          <w:rFonts w:ascii="Arial" w:hAnsi="Arial" w:cs="Arial"/>
+          <w:rFonts w:ascii="Arial" w:hAnsi="Arial" w:cs="Arial" w:eastAsia="Arial"/>
           <w:b/>
           <w:color w:val="000000"/>
           <w:sz w:val="18"/>
@@ -6974,7 +6974,7 @@
       </w:r>
       <w:r>
         <w:rPr>
-          <w:rFonts w:ascii="Arial" w:hAnsi="Arial" w:cs="Arial"/>
+          <w:rFonts w:ascii="Arial" w:hAnsi="Arial" w:cs="Arial" w:eastAsia="Arial"/>
           <w:color w:val="000000"/>
           <w:sz w:val="18"/>
           <w:highlight w:val="lightGray"/>
@@ -6991,7 +6991,7 @@
       </w:pPr>
       <w:r>
         <w:rPr>
-          <w:rFonts w:ascii="Roboto Mono" w:hAnsi="Roboto Mono"/>
+          <w:rFonts w:ascii="Roboto Mono" w:hAnsi="Roboto Mono" w:eastAsia="Roboto Mono"/>
           <w:lang w:bidi="ar-EG"/>
         </w:rPr>
         <w:t>Think of a database as a school.</w:t>
@@ -7010,7 +7010,7 @@
       </w:pPr>
       <w:r>
         <w:rPr>
-          <w:rFonts w:ascii="Roboto Mono" w:hAnsi="Roboto Mono"/>
+          <w:rFonts w:ascii="Roboto Mono" w:hAnsi="Roboto Mono" w:eastAsia="Roboto Mono"/>
           <w:b/>
           <w:bCs/>
           <w:lang w:bidi="ar-EG"/>
@@ -7019,7 +7019,7 @@
       </w:r>
       <w:r>
         <w:rPr>
-          <w:rFonts w:ascii="Roboto Mono" w:hAnsi="Roboto Mono"/>
+          <w:rFonts w:ascii="Roboto Mono" w:hAnsi="Roboto Mono" w:eastAsia="Roboto Mono"/>
           <w:lang w:bidi="ar-EG"/>
         </w:rPr>
         <w:t xml:space="preserve"> = Students, Teachers, Courses </w:t>
@@ -7038,7 +7038,7 @@
       </w:pPr>
       <w:r>
         <w:rPr>
-          <w:rFonts w:ascii="Roboto Mono" w:hAnsi="Roboto Mono"/>
+          <w:rFonts w:ascii="Roboto Mono" w:hAnsi="Roboto Mono" w:eastAsia="Roboto Mono"/>
           <w:b/>
           <w:bCs/>
           <w:lang w:bidi="ar-EG"/>
@@ -7047,7 +7047,7 @@
       </w:r>
       <w:r>
         <w:rPr>
-          <w:rFonts w:ascii="Roboto Mono" w:hAnsi="Roboto Mono"/>
+          <w:rFonts w:ascii="Roboto Mono" w:hAnsi="Roboto Mono" w:eastAsia="Roboto Mono"/>
           <w:lang w:bidi="ar-EG"/>
         </w:rPr>
         <w:t xml:space="preserve"> = Name, Age, Subject </w:t>
@@ -7066,7 +7066,7 @@
       </w:pPr>
       <w:r>
         <w:rPr>
-          <w:rFonts w:ascii="Roboto Mono" w:hAnsi="Roboto Mono"/>
+          <w:rFonts w:ascii="Roboto Mono" w:hAnsi="Roboto Mono" w:eastAsia="Roboto Mono"/>
           <w:b/>
           <w:bCs/>
           <w:lang w:bidi="ar-EG"/>
@@ -7075,7 +7075,7 @@
       </w:r>
       <w:r>
         <w:rPr>
-          <w:rFonts w:ascii="Roboto Mono" w:hAnsi="Roboto Mono"/>
+          <w:rFonts w:ascii="Roboto Mono" w:hAnsi="Roboto Mono" w:eastAsia="Roboto Mono"/>
           <w:lang w:bidi="ar-EG"/>
         </w:rPr>
         <w:t xml:space="preserve"> = Students enroll in Courses </w:t>
@@ -7094,7 +7094,7 @@
       </w:pPr>
       <w:r>
         <w:rPr>
-          <w:rFonts w:ascii="Roboto Mono" w:hAnsi="Roboto Mono"/>
+          <w:rFonts w:ascii="Roboto Mono" w:hAnsi="Roboto Mono" w:eastAsia="Roboto Mono"/>
           <w:b/>
           <w:bCs/>
           <w:lang w:bidi="ar-EG"/>
@@ -7103,7 +7103,7 @@
       </w:r>
       <w:r>
         <w:rPr>
-          <w:rFonts w:ascii="Roboto Mono" w:hAnsi="Roboto Mono"/>
+          <w:rFonts w:ascii="Roboto Mono" w:hAnsi="Roboto Mono" w:eastAsia="Roboto Mono"/>
           <w:lang w:bidi="ar-EG"/>
         </w:rPr>
         <w:t xml:space="preserve"> = School rules </w:t>
@@ -7118,7 +7118,7 @@
       </w:pPr>
       <w:r>
         <w:rPr>
-          <w:rFonts w:ascii="Roboto Mono" w:hAnsi="Roboto Mono"/>
+          <w:rFonts w:ascii="Roboto Mono" w:hAnsi="Roboto Mono" w:eastAsia="Roboto Mono"/>
           <w:lang w:bidi="ar-EG"/>
         </w:rPr>
         <w:t>Examples:</w:t>
@@ -7194,14 +7194,14 @@
       </w:pPr>
       <w:r>
         <w:rPr>
-          <w:rFonts w:ascii="Roboto Mono" w:hAnsi="Roboto Mono"/>
+          <w:rFonts w:ascii="Roboto Mono" w:hAnsi="Roboto Mono" w:eastAsia="Roboto Mono"/>
           <w:lang w:bidi="ar-EG"/>
         </w:rPr>
         <w:t>Student ID must be unique</w:t>
       </w:r>
       <w:r>
         <w:rPr>
-          <w:rFonts w:ascii="Roboto Mono" w:hAnsi="Roboto Mono"/>
+          <w:rFonts w:ascii="Roboto Mono" w:hAnsi="Roboto Mono" w:eastAsia="Roboto Mono"/>
           <w:lang w:bidi="ar-EG"/>
         </w:rPr>
         <w:br/>
@@ -7209,7 +7209,7 @@
       </w:r>
       <w:r>
         <w:rPr>
-          <w:rFonts w:ascii="Roboto Mono" w:hAnsi="Roboto Mono"/>
+          <w:rFonts w:ascii="Roboto Mono" w:hAnsi="Roboto Mono" w:eastAsia="Roboto Mono"/>
           <w:lang w:bidi="ar-EG"/>
         </w:rPr>
         <w:br/>
@@ -7225,7 +7225,7 @@
       </w:pPr>
       <w:r>
         <w:rPr>
-          <w:rFonts w:ascii="Roboto Mono" w:hAnsi="Roboto Mono"/>
+          <w:rFonts w:ascii="Roboto Mono" w:hAnsi="Roboto Mono" w:eastAsia="Roboto Mono"/>
           <w:lang w:bidi="ar-EG"/>
         </w:rPr>
         <w:t>These rules are constraints.</w:t>
@@ -7240,7 +7240,7 @@
       </w:pPr>
       <w:r>
         <w:rPr>
-          <w:rFonts w:ascii="Roboto Mono" w:hAnsi="Roboto Mono"/>
+          <w:rFonts w:ascii="Roboto Mono" w:hAnsi="Roboto Mono" w:eastAsia="Roboto Mono"/>
           <w:lang w:bidi="ar-EG"/>
         </w:rPr>
         <w:pict w14:anchorId="604EF7EE">
@@ -7277,7 +7277,7 @@
       </w:pPr>
       <w:r>
         <w:rPr>
-          <w:rFonts w:ascii="Arial" w:hAnsi="Arial" w:cs="Arial"/>
+          <w:rFonts w:ascii="Arial" w:hAnsi="Arial" w:cs="Arial" w:eastAsia="Arial"/>
           <w:b/>
           <w:color w:val="000000"/>
           <w:sz w:val="18"/>
@@ -7287,7 +7287,7 @@
       </w:r>
       <w:r>
         <w:rPr>
-          <w:rFonts w:ascii="Arial" w:hAnsi="Arial" w:cs="Arial"/>
+          <w:rFonts w:ascii="Arial" w:hAnsi="Arial" w:cs="Arial" w:eastAsia="Arial"/>
           <w:color w:val="000000"/>
           <w:sz w:val="18"/>
           <w:highlight w:val="lightGray"/>
@@ -7296,7 +7296,7 @@
       </w:r>
       <w:r>
         <w:rPr>
-          <w:rFonts w:ascii="Arial" w:hAnsi="Arial" w:cs="Arial"/>
+          <w:rFonts w:ascii="Arial" w:hAnsi="Arial" w:cs="Arial" w:eastAsia="Arial"/>
           <w:b/>
           <w:color w:val="000000"/>
           <w:sz w:val="18"/>
@@ -7306,7 +7306,7 @@
       </w:r>
       <w:r>
         <w:rPr>
-          <w:rFonts w:ascii="Arial" w:hAnsi="Arial" w:cs="Arial"/>
+          <w:rFonts w:ascii="Arial" w:hAnsi="Arial" w:cs="Arial" w:eastAsia="Arial"/>
           <w:color w:val="000000"/>
           <w:sz w:val="18"/>
           <w:highlight w:val="lightGray"/>
@@ -7315,7 +7315,7 @@
       </w:r>
       <w:r>
         <w:rPr>
-          <w:rFonts w:ascii="Arial" w:hAnsi="Arial" w:cs="Arial"/>
+          <w:rFonts w:ascii="Arial" w:hAnsi="Arial" w:cs="Arial" w:eastAsia="Arial"/>
           <w:b/>
           <w:color w:val="000000"/>
           <w:sz w:val="18"/>
@@ -7325,7 +7325,7 @@
       </w:r>
       <w:r>
         <w:rPr>
-          <w:rFonts w:ascii="Arial" w:hAnsi="Arial" w:cs="Arial"/>
+          <w:rFonts w:ascii="Arial" w:hAnsi="Arial" w:cs="Arial" w:eastAsia="Arial"/>
           <w:color w:val="000000"/>
           <w:sz w:val="18"/>
           <w:highlight w:val="lightGray"/>
@@ -7342,14 +7342,14 @@
       </w:pPr>
       <w:r>
         <w:rPr>
-          <w:rFonts w:ascii="Roboto Mono" w:hAnsi="Roboto Mono"/>
+          <w:rFonts w:ascii="Roboto Mono" w:hAnsi="Roboto Mono" w:eastAsia="Roboto Mono"/>
           <w:lang w:bidi="ar-EG"/>
         </w:rPr>
         <w:t xml:space="preserve">A </w:t>
       </w:r>
       <w:r>
         <w:rPr>
-          <w:rFonts w:ascii="Roboto Mono" w:hAnsi="Roboto Mono"/>
+          <w:rFonts w:ascii="Roboto Mono" w:hAnsi="Roboto Mono" w:eastAsia="Roboto Mono"/>
           <w:b/>
           <w:bCs/>
           <w:lang w:bidi="ar-EG"/>
@@ -7358,7 +7358,7 @@
       </w:r>
       <w:r>
         <w:rPr>
-          <w:rFonts w:ascii="Roboto Mono" w:hAnsi="Roboto Mono"/>
+          <w:rFonts w:ascii="Roboto Mono" w:hAnsi="Roboto Mono" w:eastAsia="Roboto Mono"/>
           <w:lang w:bidi="ar-EG"/>
         </w:rPr>
         <w:t xml:space="preserve"> is a rule that controls what data can be stored in a database. Constraints enforce data integrity and consistency by ensuring values are valid, unique, required, correctly related, or automatically assigned when needed.</w:t>

--- a/Knowledge/3-Work knowledge/1-Software Engineering/2-General Technologies/9-Databases/5-My Source/1-Intro to Databases/1-Data Models/1-Components of a Data Model/4-Constraints.docx
+++ b/Knowledge/3-Work knowledge/1-Software Engineering/2-General Technologies/9-Databases/5-My Source/1-Intro to Databases/1-Data Models/1-Components of a Data Model/4-Constraints.docx
@@ -12,6 +12,7 @@
       </w:pPr>
       <w:r>
         <w:rPr>
+          <w:rFonts w:ascii="Calibri Light" w:hAnsi="Calibri Light" w:eastAsia="Calibri Light"/>
           <w:lang w:bidi="ar-EG"/>
         </w:rPr>
         <w:t>Constraints</w:t>
@@ -26,13 +27,14 @@
       </w:pPr>
       <w:r>
         <w:rPr>
-          <w:rFonts w:ascii="Segoe UI Emoji" w:hAnsi="Segoe UI Emoji" w:cs="Segoe UI Emoji"/>
+          <w:rFonts w:ascii="Calibri Light" w:hAnsi="Calibri Light" w:cs="Segoe UI Emoji" w:eastAsia="Calibri Light"/>
           <w:lang w:bidi="ar-EG"/>
         </w:rPr>
         <w:t>🌟</w:t>
       </w:r>
       <w:r>
         <w:rPr>
+          <w:rFonts w:ascii="Calibri Light" w:hAnsi="Calibri Light" w:eastAsia="Calibri Light"/>
           <w:lang w:bidi="ar-EG"/>
         </w:rPr>
         <w:t xml:space="preserve"> Definition</w:t>
@@ -206,13 +208,14 @@
       </w:pPr>
       <w:r>
         <w:rPr>
-          <w:rFonts w:ascii="Segoe UI Emoji" w:hAnsi="Segoe UI Emoji" w:cs="Segoe UI Emoji"/>
+          <w:rFonts w:ascii="Calibri Light" w:hAnsi="Calibri Light" w:cs="Segoe UI Emoji" w:eastAsia="Calibri Light"/>
           <w:lang w:bidi="ar-EG"/>
         </w:rPr>
         <w:t>🎯</w:t>
       </w:r>
       <w:r>
         <w:rPr>
+          <w:rFonts w:ascii="Calibri Light" w:hAnsi="Calibri Light" w:eastAsia="Calibri Light"/>
           <w:lang w:bidi="ar-EG"/>
         </w:rPr>
         <w:t xml:space="preserve"> Purpose</w:t>
@@ -418,13 +421,14 @@
       </w:pPr>
       <w:r>
         <w:rPr>
-          <w:rFonts w:ascii="Segoe UI Emoji" w:hAnsi="Segoe UI Emoji" w:cs="Segoe UI Emoji"/>
+          <w:rFonts w:ascii="Calibri Light" w:hAnsi="Calibri Light" w:cs="Segoe UI Emoji" w:eastAsia="Calibri Light"/>
           <w:lang w:bidi="ar-EG"/>
         </w:rPr>
         <w:t>🧠</w:t>
       </w:r>
       <w:r>
         <w:rPr>
+          <w:rFonts w:ascii="Calibri Light" w:hAnsi="Calibri Light" w:eastAsia="Calibri Light"/>
           <w:lang w:bidi="ar-EG"/>
         </w:rPr>
         <w:t xml:space="preserve"> Simple Example</w:t>
@@ -999,13 +1003,14 @@
       </w:pPr>
       <w:r>
         <w:rPr>
-          <w:rFonts w:ascii="Segoe UI Emoji" w:hAnsi="Segoe UI Emoji" w:cs="Segoe UI Emoji"/>
+          <w:rFonts w:ascii="Calibri Light" w:hAnsi="Calibri Light" w:cs="Segoe UI Emoji" w:eastAsia="Calibri Light"/>
           <w:lang w:bidi="ar-EG"/>
         </w:rPr>
         <w:t>🔢</w:t>
       </w:r>
       <w:r>
         <w:rPr>
+          <w:rFonts w:ascii="Calibri Light" w:hAnsi="Calibri Light" w:eastAsia="Calibri Light"/>
           <w:lang w:bidi="ar-EG"/>
         </w:rPr>
         <w:t xml:space="preserve"> Main Types of Constraints</w:t>
@@ -1020,19 +1025,21 @@
       </w:pPr>
       <w:r>
         <w:rPr>
+          <w:rFonts w:ascii="Calibri Light" w:hAnsi="Calibri Light" w:eastAsia="Calibri Light"/>
           <w:lang w:bidi="ar-EG"/>
         </w:rPr>
         <w:t xml:space="preserve">1. </w:t>
       </w:r>
       <w:r>
         <w:rPr>
-          <w:rFonts w:ascii="Segoe UI Emoji" w:hAnsi="Segoe UI Emoji" w:cs="Segoe UI Emoji"/>
+          <w:rFonts w:ascii="Calibri Light" w:hAnsi="Calibri Light" w:cs="Segoe UI Emoji" w:eastAsia="Calibri Light"/>
           <w:lang w:bidi="ar-EG"/>
         </w:rPr>
         <w:t>🔑</w:t>
       </w:r>
       <w:r>
         <w:rPr>
+          <w:rFonts w:ascii="Calibri Light" w:hAnsi="Calibri Light" w:eastAsia="Calibri Light"/>
           <w:lang w:bidi="ar-EG"/>
         </w:rPr>
         <w:t xml:space="preserve"> Primary Key Constraint</w:t>
@@ -1662,19 +1669,21 @@
       </w:pPr>
       <w:r>
         <w:rPr>
+          <w:rFonts w:ascii="Calibri Light" w:hAnsi="Calibri Light" w:eastAsia="Calibri Light"/>
           <w:lang w:bidi="ar-EG"/>
         </w:rPr>
         <w:t xml:space="preserve">2. </w:t>
       </w:r>
       <w:r>
         <w:rPr>
-          <w:rFonts w:ascii="Segoe UI Emoji" w:hAnsi="Segoe UI Emoji" w:cs="Segoe UI Emoji"/>
+          <w:rFonts w:ascii="Calibri Light" w:hAnsi="Calibri Light" w:cs="Segoe UI Emoji" w:eastAsia="Calibri Light"/>
           <w:lang w:bidi="ar-EG"/>
         </w:rPr>
         <w:t>🚫</w:t>
       </w:r>
       <w:r>
         <w:rPr>
+          <w:rFonts w:ascii="Calibri Light" w:hAnsi="Calibri Light" w:eastAsia="Calibri Light"/>
           <w:lang w:bidi="ar-EG"/>
         </w:rPr>
         <w:t xml:space="preserve"> NOT NULL Constraint</w:t>
@@ -2387,19 +2396,21 @@
       </w:pPr>
       <w:r>
         <w:rPr>
+          <w:rFonts w:ascii="Calibri Light" w:hAnsi="Calibri Light" w:eastAsia="Calibri Light"/>
           <w:lang w:bidi="ar-EG"/>
         </w:rPr>
         <w:t xml:space="preserve">3. </w:t>
       </w:r>
       <w:r>
         <w:rPr>
-          <w:rFonts w:ascii="Segoe UI Emoji" w:hAnsi="Segoe UI Emoji" w:cs="Segoe UI Emoji"/>
+          <w:rFonts w:ascii="Calibri Light" w:hAnsi="Calibri Light" w:cs="Segoe UI Emoji" w:eastAsia="Calibri Light"/>
           <w:lang w:bidi="ar-EG"/>
         </w:rPr>
         <w:t>🔁</w:t>
       </w:r>
       <w:r>
         <w:rPr>
+          <w:rFonts w:ascii="Calibri Light" w:hAnsi="Calibri Light" w:eastAsia="Calibri Light"/>
           <w:lang w:bidi="ar-EG"/>
         </w:rPr>
         <w:t xml:space="preserve"> UNIQUE Constraint</w:t>
@@ -3077,19 +3088,21 @@
       </w:pPr>
       <w:r>
         <w:rPr>
+          <w:rFonts w:ascii="Calibri Light" w:hAnsi="Calibri Light" w:eastAsia="Calibri Light"/>
           <w:lang w:bidi="ar-EG"/>
         </w:rPr>
         <w:t xml:space="preserve">4. </w:t>
       </w:r>
       <w:r>
         <w:rPr>
-          <w:rFonts w:ascii="Segoe UI Emoji" w:hAnsi="Segoe UI Emoji" w:cs="Segoe UI Emoji"/>
+          <w:rFonts w:ascii="Calibri Light" w:hAnsi="Calibri Light" w:cs="Segoe UI Emoji" w:eastAsia="Calibri Light"/>
           <w:lang w:bidi="ar-EG"/>
         </w:rPr>
         <w:t>🔗</w:t>
       </w:r>
       <w:r>
         <w:rPr>
+          <w:rFonts w:ascii="Calibri Light" w:hAnsi="Calibri Light" w:eastAsia="Calibri Light"/>
           <w:lang w:bidi="ar-EG"/>
         </w:rPr>
         <w:t xml:space="preserve"> Foreign Key Constraint</w:t>
@@ -3833,19 +3846,21 @@
       </w:pPr>
       <w:r>
         <w:rPr>
+          <w:rFonts w:ascii="Calibri Light" w:hAnsi="Calibri Light" w:eastAsia="Calibri Light"/>
           <w:lang w:bidi="ar-EG"/>
         </w:rPr>
         <w:t xml:space="preserve">5. </w:t>
       </w:r>
       <w:r>
         <w:rPr>
-          <w:rFonts w:ascii="Segoe UI Emoji" w:hAnsi="Segoe UI Emoji" w:cs="Segoe UI Emoji"/>
+          <w:rFonts w:ascii="Calibri Light" w:hAnsi="Calibri Light" w:cs="Segoe UI Emoji" w:eastAsia="Calibri Light"/>
           <w:lang w:bidi="ar-EG"/>
         </w:rPr>
         <w:t>✅</w:t>
       </w:r>
       <w:r>
         <w:rPr>
+          <w:rFonts w:ascii="Calibri Light" w:hAnsi="Calibri Light" w:eastAsia="Calibri Light"/>
           <w:lang w:bidi="ar-EG"/>
         </w:rPr>
         <w:t xml:space="preserve"> CHECK Constraint</w:t>
@@ -4467,19 +4482,21 @@
       </w:pPr>
       <w:r>
         <w:rPr>
+          <w:rFonts w:ascii="Calibri Light" w:hAnsi="Calibri Light" w:eastAsia="Calibri Light"/>
           <w:lang w:bidi="ar-EG"/>
         </w:rPr>
         <w:t xml:space="preserve">6. </w:t>
       </w:r>
       <w:r>
         <w:rPr>
-          <w:rFonts w:ascii="Segoe UI Emoji" w:hAnsi="Segoe UI Emoji" w:cs="Segoe UI Emoji"/>
+          <w:rFonts w:ascii="Calibri Light" w:hAnsi="Calibri Light" w:cs="Segoe UI Emoji" w:eastAsia="Calibri Light"/>
           <w:lang w:bidi="ar-EG"/>
         </w:rPr>
         <w:t>🎯</w:t>
       </w:r>
       <w:r>
         <w:rPr>
+          <w:rFonts w:ascii="Calibri Light" w:hAnsi="Calibri Light" w:eastAsia="Calibri Light"/>
           <w:lang w:bidi="ar-EG"/>
         </w:rPr>
         <w:t xml:space="preserve"> DEFAULT Constraint</w:t>
@@ -5119,13 +5136,14 @@
       </w:pPr>
       <w:r>
         <w:rPr>
-          <w:rFonts w:ascii="Segoe UI Emoji" w:hAnsi="Segoe UI Emoji" w:cs="Segoe UI Emoji"/>
+          <w:rFonts w:ascii="Calibri Light" w:hAnsi="Calibri Light" w:cs="Segoe UI Emoji" w:eastAsia="Calibri Light"/>
           <w:lang w:bidi="ar-EG"/>
         </w:rPr>
         <w:t>📊</w:t>
       </w:r>
       <w:r>
         <w:rPr>
+          <w:rFonts w:ascii="Calibri Light" w:hAnsi="Calibri Light" w:eastAsia="Calibri Light"/>
           <w:lang w:bidi="ar-EG"/>
         </w:rPr>
         <w:t xml:space="preserve"> Constraint Summary</w:t>
@@ -5651,13 +5669,14 @@
       </w:pPr>
       <w:r>
         <w:rPr>
-          <w:rFonts w:ascii="Segoe UI Emoji" w:hAnsi="Segoe UI Emoji" w:cs="Segoe UI Emoji"/>
+          <w:rFonts w:ascii="Calibri Light" w:hAnsi="Calibri Light" w:cs="Segoe UI Emoji" w:eastAsia="Calibri Light"/>
           <w:lang w:bidi="ar-EG"/>
         </w:rPr>
         <w:t>🗄️</w:t>
       </w:r>
       <w:r>
         <w:rPr>
+          <w:rFonts w:ascii="Calibri Light" w:hAnsi="Calibri Light" w:eastAsia="Calibri Light"/>
           <w:lang w:bidi="ar-EG"/>
         </w:rPr>
         <w:t xml:space="preserve"> Example Table with Multiple Constraints</w:t>
@@ -5877,13 +5896,14 @@
       </w:pPr>
       <w:r>
         <w:rPr>
-          <w:rFonts w:ascii="Segoe UI Emoji" w:hAnsi="Segoe UI Emoji" w:cs="Segoe UI Emoji"/>
+          <w:rFonts w:ascii="Calibri Light" w:hAnsi="Calibri Light" w:cs="Segoe UI Emoji" w:eastAsia="Calibri Light"/>
           <w:lang w:bidi="ar-EG"/>
         </w:rPr>
         <w:t>🌍</w:t>
       </w:r>
       <w:r>
         <w:rPr>
+          <w:rFonts w:ascii="Calibri Light" w:hAnsi="Calibri Light" w:eastAsia="Calibri Light"/>
           <w:lang w:bidi="ar-EG"/>
         </w:rPr>
         <w:t xml:space="preserve"> Real-World Examples</w:t>
@@ -6555,13 +6575,14 @@
       </w:pPr>
       <w:r>
         <w:rPr>
-          <w:rFonts w:ascii="Segoe UI Emoji" w:hAnsi="Segoe UI Emoji" w:cs="Segoe UI Emoji"/>
+          <w:rFonts w:ascii="Calibri Light" w:hAnsi="Calibri Light" w:cs="Segoe UI Emoji" w:eastAsia="Calibri Light"/>
           <w:lang w:bidi="ar-EG"/>
         </w:rPr>
         <w:t>⚠️</w:t>
       </w:r>
       <w:r>
         <w:rPr>
+          <w:rFonts w:ascii="Calibri Light" w:hAnsi="Calibri Light" w:eastAsia="Calibri Light"/>
           <w:lang w:bidi="ar-EG"/>
         </w:rPr>
         <w:t xml:space="preserve"> Constraints vs Relationships</w:t>
@@ -6906,13 +6927,14 @@
       </w:pPr>
       <w:r>
         <w:rPr>
-          <w:rFonts w:ascii="Segoe UI Emoji" w:hAnsi="Segoe UI Emoji" w:cs="Segoe UI Emoji"/>
+          <w:rFonts w:ascii="Calibri Light" w:hAnsi="Calibri Light" w:cs="Segoe UI Emoji" w:eastAsia="Calibri Light"/>
           <w:lang w:bidi="ar-EG"/>
         </w:rPr>
         <w:t>🧠</w:t>
       </w:r>
       <w:r>
         <w:rPr>
+          <w:rFonts w:ascii="Calibri Light" w:hAnsi="Calibri Light" w:eastAsia="Calibri Light"/>
           <w:lang w:bidi="ar-EG"/>
         </w:rPr>
         <w:t xml:space="preserve"> Simple Analogy</w:t>
@@ -7257,13 +7279,14 @@
       </w:pPr>
       <w:r>
         <w:rPr>
-          <w:rFonts w:ascii="Segoe UI Emoji" w:hAnsi="Segoe UI Emoji" w:cs="Segoe UI Emoji"/>
+          <w:rFonts w:ascii="Calibri Light" w:hAnsi="Calibri Light" w:cs="Segoe UI Emoji" w:eastAsia="Calibri Light"/>
           <w:lang w:bidi="ar-EG"/>
         </w:rPr>
         <w:t>🧭</w:t>
       </w:r>
       <w:r>
         <w:rPr>
+          <w:rFonts w:ascii="Calibri Light" w:hAnsi="Calibri Light" w:eastAsia="Calibri Light"/>
           <w:lang w:bidi="ar-EG"/>
         </w:rPr>
         <w:t xml:space="preserve"> Summary</w:t>
